--- a/tillsyn/A 7495-2026 tillsynsbegäran.docx
+++ b/tillsyn/A 7495-2026 tillsynsbegäran.docx
@@ -35,7 +35,7 @@
     </w:p>
     <w:p>
       <w:r>
-        <w:t>I avverkningsanmälan har följande 14 naturvårdsarter hittats: goliatmusseron (VU), lakritsmusseron (VU), smalfotad taggsvamp (VU), tallgråticka (VU), tallmusseron (VU), torrmusseron (VU), blå taggsvamp (NT), orange taggsvamp (NT), skrovlig taggsvamp (NT), svart taggsvamp (NT), tallriska (NT), talltaggsvamp (NT), vaxspindling (NT) och skarp dropptaggsvamp (S). Av dessa är 13 rödlistade. För rödlistade arter har rödlistekategorin angivits inom parentes. Arter som är signalarter enligt Skogsstyrelsen har markerats med (S).</w:t>
+        <w:t>I avverkningsanmälan har följande 14 naturvårdsarter hittats: goliatmusseron (VU), lakritsmusseron (VU), smalfotad taggsvamp (VU), tallgråticka (VU), tallmusseron (VU), torrmusseron (VU), blå taggsvamp (NT), orange taggsvamp (NT), skrovlig taggsvamp (NT), svart taggsvamp agg. (NT), tallriska (NT), talltaggsvamp (NT), vaxspindling (NT) och skarp dropptaggsvamp (S). Av dessa är 13 rödlistade. För rödlistade arter har rödlistekategorin angivits inom parentes. Arter som är signalarter enligt Skogsstyrelsen har markerats med (S).</w:t>
       </w:r>
     </w:p>
     <w:p>
@@ -197,7 +197,7 @@
         <w:rPr>
           <w:b/>
         </w:rPr>
-        <w:t xml:space="preserve">Svart taggsvamp (NT) </w:t>
+        <w:t xml:space="preserve">Svart taggsvamp agg. (NT) </w:t>
       </w:r>
       <w:r>
         <w:t>bildar huvudsakligen mykorrhiza med gran och tall, men även med ek och bok. Slutavverkning utgör det största hotet mot arten och den överlever sannolikt inte en föryngringshuggning då barrträdens rötter dör efter avverkningen. Förekomsterna i barrskog är särskilt utsatta eftersom arten föredrar att växa i äldre, virkesrika skogar med högre bonitet, som avverkas i rask takt. Fler äldre, virkesrika barrskogar med högre bonitet måste formellt skyddas som biotopskyddsområden eller naturreservat. Även oskyddade växtplatser i lövskogsbiotoper bör få ett starkt skydd. Skogsområden med svart taggsvamp bör inte gallras eller plockhuggas om inte huggningen efterföljs av skogsbete (SLU Artdatabanken, 2024).</w:t>
@@ -397,7 +397,7 @@
     <w:r>
       <w:tab/>
       <w:tab/>
-      <w:t>2026-03-02</w:t>
+      <w:t>2026-03-03</w:t>
       <w:br/>
       <w:br/>
     </w:r>

--- a/tillsyn/A 7495-2026 tillsynsbegäran.docx
+++ b/tillsyn/A 7495-2026 tillsynsbegäran.docx
@@ -397,7 +397,7 @@
     <w:r>
       <w:tab/>
       <w:tab/>
-      <w:t>2026-03-03</w:t>
+      <w:t>2026-03-04</w:t>
       <w:br/>
       <w:br/>
     </w:r>

--- a/tillsyn/A 7495-2026 tillsynsbegäran.docx
+++ b/tillsyn/A 7495-2026 tillsynsbegäran.docx
@@ -397,7 +397,7 @@
     <w:r>
       <w:tab/>
       <w:tab/>
-      <w:t>2026-03-04</w:t>
+      <w:t>2026-03-05</w:t>
       <w:br/>
       <w:br/>
     </w:r>

--- a/tillsyn/A 7495-2026 tillsynsbegäran.docx
+++ b/tillsyn/A 7495-2026 tillsynsbegäran.docx
@@ -397,7 +397,7 @@
     <w:r>
       <w:tab/>
       <w:tab/>
-      <w:t>2026-03-05</w:t>
+      <w:t>2026-03-06</w:t>
       <w:br/>
       <w:br/>
     </w:r>

--- a/tillsyn/A 7495-2026 tillsynsbegäran.docx
+++ b/tillsyn/A 7495-2026 tillsynsbegäran.docx
@@ -397,7 +397,7 @@
     <w:r>
       <w:tab/>
       <w:tab/>
-      <w:t>2026-03-06</w:t>
+      <w:t>2026-03-07</w:t>
       <w:br/>
       <w:br/>
     </w:r>

--- a/tillsyn/A 7495-2026 tillsynsbegäran.docx
+++ b/tillsyn/A 7495-2026 tillsynsbegäran.docx
@@ -397,7 +397,7 @@
     <w:r>
       <w:tab/>
       <w:tab/>
-      <w:t>2026-03-07</w:t>
+      <w:t>2026-03-08</w:t>
       <w:br/>
       <w:br/>
     </w:r>

--- a/tillsyn/A 7495-2026 tillsynsbegäran.docx
+++ b/tillsyn/A 7495-2026 tillsynsbegäran.docx
@@ -397,7 +397,7 @@
     <w:r>
       <w:tab/>
       <w:tab/>
-      <w:t>2026-03-08</w:t>
+      <w:t>2026-03-09</w:t>
       <w:br/>
       <w:br/>
     </w:r>

--- a/tillsyn/A 7495-2026 tillsynsbegäran.docx
+++ b/tillsyn/A 7495-2026 tillsynsbegäran.docx
@@ -397,7 +397,7 @@
     <w:r>
       <w:tab/>
       <w:tab/>
-      <w:t>2026-03-09</w:t>
+      <w:t>2026-03-10</w:t>
       <w:br/>
       <w:br/>
     </w:r>

--- a/tillsyn/A 7495-2026 tillsynsbegäran.docx
+++ b/tillsyn/A 7495-2026 tillsynsbegäran.docx
@@ -397,7 +397,7 @@
     <w:r>
       <w:tab/>
       <w:tab/>
-      <w:t>2026-03-10</w:t>
+      <w:t>2026-03-11</w:t>
       <w:br/>
       <w:br/>
     </w:r>

--- a/tillsyn/A 7495-2026 tillsynsbegäran.docx
+++ b/tillsyn/A 7495-2026 tillsynsbegäran.docx
@@ -397,7 +397,7 @@
     <w:r>
       <w:tab/>
       <w:tab/>
-      <w:t>2026-03-11</w:t>
+      <w:t>2026-03-12</w:t>
       <w:br/>
       <w:br/>
     </w:r>

--- a/tillsyn/A 7495-2026 tillsynsbegäran.docx
+++ b/tillsyn/A 7495-2026 tillsynsbegäran.docx
@@ -397,7 +397,7 @@
     <w:r>
       <w:tab/>
       <w:tab/>
-      <w:t>2026-03-12</w:t>
+      <w:t>2026-03-13</w:t>
       <w:br/>
       <w:br/>
     </w:r>

--- a/tillsyn/A 7495-2026 tillsynsbegäran.docx
+++ b/tillsyn/A 7495-2026 tillsynsbegäran.docx
@@ -397,7 +397,7 @@
     <w:r>
       <w:tab/>
       <w:tab/>
-      <w:t>2026-03-13</w:t>
+      <w:t>2026-03-16</w:t>
       <w:br/>
       <w:br/>
     </w:r>

--- a/tillsyn/A 7495-2026 tillsynsbegäran.docx
+++ b/tillsyn/A 7495-2026 tillsynsbegäran.docx
@@ -397,7 +397,7 @@
     <w:r>
       <w:tab/>
       <w:tab/>
-      <w:t>2026-03-16</w:t>
+      <w:t>2026-03-17</w:t>
       <w:br/>
       <w:br/>
     </w:r>

--- a/tillsyn/A 7495-2026 tillsynsbegäran.docx
+++ b/tillsyn/A 7495-2026 tillsynsbegäran.docx
@@ -397,7 +397,7 @@
     <w:r>
       <w:tab/>
       <w:tab/>
-      <w:t>2026-03-17</w:t>
+      <w:t>2026-03-18</w:t>
       <w:br/>
       <w:br/>
     </w:r>

--- a/tillsyn/A 7495-2026 tillsynsbegäran.docx
+++ b/tillsyn/A 7495-2026 tillsynsbegäran.docx
@@ -397,7 +397,7 @@
     <w:r>
       <w:tab/>
       <w:tab/>
-      <w:t>2026-03-18</w:t>
+      <w:t>2026-03-19</w:t>
       <w:br/>
       <w:br/>
     </w:r>

--- a/tillsyn/A 7495-2026 tillsynsbegäran.docx
+++ b/tillsyn/A 7495-2026 tillsynsbegäran.docx
@@ -397,7 +397,7 @@
     <w:r>
       <w:tab/>
       <w:tab/>
-      <w:t>2026-03-19</w:t>
+      <w:t>2026-03-20</w:t>
       <w:br/>
       <w:br/>
     </w:r>

--- a/tillsyn/A 7495-2026 tillsynsbegäran.docx
+++ b/tillsyn/A 7495-2026 tillsynsbegäran.docx
@@ -397,7 +397,7 @@
     <w:r>
       <w:tab/>
       <w:tab/>
-      <w:t>2026-03-20</w:t>
+      <w:t>2026-03-21</w:t>
       <w:br/>
       <w:br/>
     </w:r>

--- a/tillsyn/A 7495-2026 tillsynsbegäran.docx
+++ b/tillsyn/A 7495-2026 tillsynsbegäran.docx
@@ -397,7 +397,7 @@
     <w:r>
       <w:tab/>
       <w:tab/>
-      <w:t>2026-03-21</w:t>
+      <w:t>2026-03-22</w:t>
       <w:br/>
       <w:br/>
     </w:r>

--- a/tillsyn/A 7495-2026 tillsynsbegäran.docx
+++ b/tillsyn/A 7495-2026 tillsynsbegäran.docx
@@ -397,7 +397,7 @@
     <w:r>
       <w:tab/>
       <w:tab/>
-      <w:t>2026-03-22</w:t>
+      <w:t>2026-03-23</w:t>
       <w:br/>
       <w:br/>
     </w:r>

--- a/tillsyn/A 7495-2026 tillsynsbegäran.docx
+++ b/tillsyn/A 7495-2026 tillsynsbegäran.docx
@@ -397,7 +397,7 @@
     <w:r>
       <w:tab/>
       <w:tab/>
-      <w:t>2026-03-23</w:t>
+      <w:t>2026-03-24</w:t>
       <w:br/>
       <w:br/>
     </w:r>

--- a/tillsyn/A 7495-2026 tillsynsbegäran.docx
+++ b/tillsyn/A 7495-2026 tillsynsbegäran.docx
@@ -397,7 +397,7 @@
     <w:r>
       <w:tab/>
       <w:tab/>
-      <w:t>2026-03-24</w:t>
+      <w:t>2026-03-25</w:t>
       <w:br/>
       <w:br/>
     </w:r>

--- a/tillsyn/A 7495-2026 tillsynsbegäran.docx
+++ b/tillsyn/A 7495-2026 tillsynsbegäran.docx
@@ -397,7 +397,7 @@
     <w:r>
       <w:tab/>
       <w:tab/>
-      <w:t>2026-03-25</w:t>
+      <w:t>2026-03-26</w:t>
       <w:br/>
       <w:br/>
     </w:r>

--- a/tillsyn/A 7495-2026 tillsynsbegäran.docx
+++ b/tillsyn/A 7495-2026 tillsynsbegäran.docx
@@ -397,7 +397,7 @@
     <w:r>
       <w:tab/>
       <w:tab/>
-      <w:t>2026-03-26</w:t>
+      <w:t>2026-03-27</w:t>
       <w:br/>
       <w:br/>
     </w:r>

--- a/tillsyn/A 7495-2026 tillsynsbegäran.docx
+++ b/tillsyn/A 7495-2026 tillsynsbegäran.docx
@@ -397,7 +397,7 @@
     <w:r>
       <w:tab/>
       <w:tab/>
-      <w:t>2026-03-27</w:t>
+      <w:t>2026-03-28</w:t>
       <w:br/>
       <w:br/>
     </w:r>

--- a/tillsyn/A 7495-2026 tillsynsbegäran.docx
+++ b/tillsyn/A 7495-2026 tillsynsbegäran.docx
@@ -397,7 +397,7 @@
     <w:r>
       <w:tab/>
       <w:tab/>
-      <w:t>2026-03-28</w:t>
+      <w:t>2026-03-29</w:t>
       <w:br/>
       <w:br/>
     </w:r>

--- a/tillsyn/A 7495-2026 tillsynsbegäran.docx
+++ b/tillsyn/A 7495-2026 tillsynsbegäran.docx
@@ -397,7 +397,7 @@
     <w:r>
       <w:tab/>
       <w:tab/>
-      <w:t>2026-03-29</w:t>
+      <w:t>2026-03-30</w:t>
       <w:br/>
       <w:br/>
     </w:r>

--- a/tillsyn/A 7495-2026 tillsynsbegäran.docx
+++ b/tillsyn/A 7495-2026 tillsynsbegäran.docx
@@ -397,7 +397,7 @@
     <w:r>
       <w:tab/>
       <w:tab/>
-      <w:t>2026-03-30</w:t>
+      <w:t>2026-03-31</w:t>
       <w:br/>
       <w:br/>
     </w:r>

--- a/tillsyn/A 7495-2026 tillsynsbegäran.docx
+++ b/tillsyn/A 7495-2026 tillsynsbegäran.docx
@@ -397,7 +397,7 @@
     <w:r>
       <w:tab/>
       <w:tab/>
-      <w:t>2026-03-31</w:t>
+      <w:t>2026-04-01</w:t>
       <w:br/>
       <w:br/>
     </w:r>

--- a/tillsyn/A 7495-2026 tillsynsbegäran.docx
+++ b/tillsyn/A 7495-2026 tillsynsbegäran.docx
@@ -397,7 +397,7 @@
     <w:r>
       <w:tab/>
       <w:tab/>
-      <w:t>2026-04-01</w:t>
+      <w:t>2026-04-02</w:t>
       <w:br/>
       <w:br/>
     </w:r>

--- a/tillsyn/A 7495-2026 tillsynsbegäran.docx
+++ b/tillsyn/A 7495-2026 tillsynsbegäran.docx
@@ -397,7 +397,7 @@
     <w:r>
       <w:tab/>
       <w:tab/>
-      <w:t>2026-04-02</w:t>
+      <w:t>2026-04-03</w:t>
       <w:br/>
       <w:br/>
     </w:r>

--- a/tillsyn/A 7495-2026 tillsynsbegäran.docx
+++ b/tillsyn/A 7495-2026 tillsynsbegäran.docx
@@ -397,7 +397,7 @@
     <w:r>
       <w:tab/>
       <w:tab/>
-      <w:t>2026-04-03</w:t>
+      <w:t>2026-04-04</w:t>
       <w:br/>
       <w:br/>
     </w:r>

--- a/tillsyn/A 7495-2026 tillsynsbegäran.docx
+++ b/tillsyn/A 7495-2026 tillsynsbegäran.docx
@@ -397,7 +397,7 @@
     <w:r>
       <w:tab/>
       <w:tab/>
-      <w:t>2026-04-04</w:t>
+      <w:t>2026-04-05</w:t>
       <w:br/>
       <w:br/>
     </w:r>

--- a/tillsyn/A 7495-2026 tillsynsbegäran.docx
+++ b/tillsyn/A 7495-2026 tillsynsbegäran.docx
@@ -444,7 +444,7 @@
     <w:r>
       <w:tab/>
       <w:tab/>
-      <w:t>2026-05-16</w:t>
+      <w:t>2026-05-17</w:t>
       <w:br/>
       <w:br/>
     </w:r>

--- a/tillsyn/A 7495-2026 tillsynsbegäran.docx
+++ b/tillsyn/A 7495-2026 tillsynsbegäran.docx
@@ -444,7 +444,7 @@
     <w:r>
       <w:tab/>
       <w:tab/>
-      <w:t>2026-05-17</w:t>
+      <w:t>2026-05-18</w:t>
       <w:br/>
       <w:br/>
     </w:r>

--- a/tillsyn/A 7495-2026 tillsynsbegäran.docx
+++ b/tillsyn/A 7495-2026 tillsynsbegäran.docx
@@ -444,7 +444,7 @@
     <w:r>
       <w:tab/>
       <w:tab/>
-      <w:t>2026-05-18</w:t>
+      <w:t>2026-05-19</w:t>
       <w:br/>
       <w:br/>
     </w:r>

--- a/tillsyn/A 7495-2026 tillsynsbegäran.docx
+++ b/tillsyn/A 7495-2026 tillsynsbegäran.docx
@@ -444,7 +444,7 @@
     <w:r>
       <w:tab/>
       <w:tab/>
-      <w:t>2026-05-19</w:t>
+      <w:t>2026-05-20</w:t>
       <w:br/>
       <w:br/>
     </w:r>

--- a/tillsyn/A 7495-2026 tillsynsbegäran.docx
+++ b/tillsyn/A 7495-2026 tillsynsbegäran.docx
@@ -444,7 +444,7 @@
     <w:r>
       <w:tab/>
       <w:tab/>
-      <w:t>2026-05-20</w:t>
+      <w:t>2026-05-21</w:t>
       <w:br/>
       <w:br/>
     </w:r>

--- a/tillsyn/A 7495-2026 tillsynsbegäran.docx
+++ b/tillsyn/A 7495-2026 tillsynsbegäran.docx
@@ -444,7 +444,7 @@
     <w:r>
       <w:tab/>
       <w:tab/>
-      <w:t>2026-05-21</w:t>
+      <w:t>2026-05-22</w:t>
       <w:br/>
       <w:br/>
     </w:r>

--- a/tillsyn/A 7495-2026 tillsynsbegäran.docx
+++ b/tillsyn/A 7495-2026 tillsynsbegäran.docx
@@ -444,7 +444,7 @@
     <w:r>
       <w:tab/>
       <w:tab/>
-      <w:t>2026-05-22</w:t>
+      <w:t>2026-05-23</w:t>
       <w:br/>
       <w:br/>
     </w:r>

--- a/tillsyn/A 7495-2026 tillsynsbegäran.docx
+++ b/tillsyn/A 7495-2026 tillsynsbegäran.docx
@@ -444,7 +444,7 @@
     <w:r>
       <w:tab/>
       <w:tab/>
-      <w:t>2026-05-23</w:t>
+      <w:t>2026-05-24</w:t>
       <w:br/>
       <w:br/>
     </w:r>

--- a/tillsyn/A 7495-2026 tillsynsbegäran.docx
+++ b/tillsyn/A 7495-2026 tillsynsbegäran.docx
@@ -444,7 +444,7 @@
     <w:r>
       <w:tab/>
       <w:tab/>
-      <w:t>2026-05-24</w:t>
+      <w:t>2026-05-25</w:t>
       <w:br/>
       <w:br/>
     </w:r>

--- a/tillsyn/A 7495-2026 tillsynsbegäran.docx
+++ b/tillsyn/A 7495-2026 tillsynsbegäran.docx
@@ -444,7 +444,7 @@
     <w:r>
       <w:tab/>
       <w:tab/>
-      <w:t>2026-05-25</w:t>
+      <w:t>2026-05-26</w:t>
       <w:br/>
       <w:br/>
     </w:r>

--- a/tillsyn/A 7495-2026 tillsynsbegäran.docx
+++ b/tillsyn/A 7495-2026 tillsynsbegäran.docx
@@ -444,7 +444,7 @@
     <w:r>
       <w:tab/>
       <w:tab/>
-      <w:t>2026-05-26</w:t>
+      <w:t>2026-05-27</w:t>
       <w:br/>
       <w:br/>
     </w:r>

--- a/tillsyn/A 7495-2026 tillsynsbegäran.docx
+++ b/tillsyn/A 7495-2026 tillsynsbegäran.docx
@@ -444,7 +444,7 @@
     <w:r>
       <w:tab/>
       <w:tab/>
-      <w:t>2026-05-27</w:t>
+      <w:t>2026-05-28</w:t>
       <w:br/>
       <w:br/>
     </w:r>

--- a/tillsyn/A 7495-2026 tillsynsbegäran.docx
+++ b/tillsyn/A 7495-2026 tillsynsbegäran.docx
@@ -444,7 +444,7 @@
     <w:r>
       <w:tab/>
       <w:tab/>
-      <w:t>2026-05-28</w:t>
+      <w:t>2026-05-29</w:t>
       <w:br/>
       <w:br/>
     </w:r>

--- a/tillsyn/A 7495-2026 tillsynsbegäran.docx
+++ b/tillsyn/A 7495-2026 tillsynsbegäran.docx
@@ -444,7 +444,7 @@
     <w:r>
       <w:tab/>
       <w:tab/>
-      <w:t>2026-05-29</w:t>
+      <w:t>2026-05-30</w:t>
       <w:br/>
       <w:br/>
     </w:r>

--- a/tillsyn/A 7495-2026 tillsynsbegäran.docx
+++ b/tillsyn/A 7495-2026 tillsynsbegäran.docx
@@ -444,7 +444,7 @@
     <w:r>
       <w:tab/>
       <w:tab/>
-      <w:t>2026-05-30</w:t>
+      <w:t>2026-05-31</w:t>
       <w:br/>
       <w:br/>
     </w:r>

--- a/tillsyn/A 7495-2026 tillsynsbegäran.docx
+++ b/tillsyn/A 7495-2026 tillsynsbegäran.docx
@@ -444,7 +444,7 @@
     <w:r>
       <w:tab/>
       <w:tab/>
-      <w:t>2026-05-31</w:t>
+      <w:t>2026-06-01</w:t>
       <w:br/>
       <w:br/>
     </w:r>

--- a/tillsyn/A 7495-2026 tillsynsbegäran.docx
+++ b/tillsyn/A 7495-2026 tillsynsbegäran.docx
@@ -444,7 +444,7 @@
     <w:r>
       <w:tab/>
       <w:tab/>
-      <w:t>2026-06-01</w:t>
+      <w:t>2026-06-02</w:t>
       <w:br/>
       <w:br/>
     </w:r>

--- a/tillsyn/A 7495-2026 tillsynsbegäran.docx
+++ b/tillsyn/A 7495-2026 tillsynsbegäran.docx
@@ -444,7 +444,7 @@
     <w:r>
       <w:tab/>
       <w:tab/>
-      <w:t>2026-06-02</w:t>
+      <w:t>2026-06-03</w:t>
       <w:br/>
       <w:br/>
     </w:r>

--- a/tillsyn/A 7495-2026 tillsynsbegäran.docx
+++ b/tillsyn/A 7495-2026 tillsynsbegäran.docx
@@ -444,7 +444,7 @@
     <w:r>
       <w:tab/>
       <w:tab/>
-      <w:t>2026-06-03</w:t>
+      <w:t>2026-06-04</w:t>
       <w:br/>
       <w:br/>
     </w:r>

--- a/tillsyn/A 7495-2026 tillsynsbegäran.docx
+++ b/tillsyn/A 7495-2026 tillsynsbegäran.docx
@@ -444,7 +444,7 @@
     <w:r>
       <w:tab/>
       <w:tab/>
-      <w:t>2026-06-04</w:t>
+      <w:t>2026-06-05</w:t>
       <w:br/>
       <w:br/>
     </w:r>

--- a/tillsyn/A 7495-2026 tillsynsbegäran.docx
+++ b/tillsyn/A 7495-2026 tillsynsbegäran.docx
@@ -444,7 +444,7 @@
     <w:r>
       <w:tab/>
       <w:tab/>
-      <w:t>2026-06-05</w:t>
+      <w:t>2026-06-06</w:t>
       <w:br/>
       <w:br/>
     </w:r>

--- a/tillsyn/A 7495-2026 tillsynsbegäran.docx
+++ b/tillsyn/A 7495-2026 tillsynsbegäran.docx
@@ -444,7 +444,7 @@
     <w:r>
       <w:tab/>
       <w:tab/>
-      <w:t>2026-06-06</w:t>
+      <w:t>2026-06-07</w:t>
       <w:br/>
       <w:br/>
     </w:r>

--- a/tillsyn/A 7495-2026 tillsynsbegäran.docx
+++ b/tillsyn/A 7495-2026 tillsynsbegäran.docx
@@ -444,7 +444,7 @@
     <w:r>
       <w:tab/>
       <w:tab/>
-      <w:t>2026-06-07</w:t>
+      <w:t>2026-06-08</w:t>
       <w:br/>
       <w:br/>
     </w:r>

--- a/tillsyn/A 7495-2026 tillsynsbegäran.docx
+++ b/tillsyn/A 7495-2026 tillsynsbegäran.docx
@@ -444,7 +444,7 @@
     <w:r>
       <w:tab/>
       <w:tab/>
-      <w:t>2026-06-08</w:t>
+      <w:t>2026-06-09</w:t>
       <w:br/>
       <w:br/>
     </w:r>

--- a/tillsyn/A 7495-2026 tillsynsbegäran.docx
+++ b/tillsyn/A 7495-2026 tillsynsbegäran.docx
@@ -444,7 +444,7 @@
     <w:r>
       <w:tab/>
       <w:tab/>
-      <w:t>2026-06-09</w:t>
+      <w:t>2026-06-10</w:t>
       <w:br/>
       <w:br/>
     </w:r>

--- a/tillsyn/A 7495-2026 tillsynsbegäran.docx
+++ b/tillsyn/A 7495-2026 tillsynsbegäran.docx
@@ -444,7 +444,7 @@
     <w:r>
       <w:tab/>
       <w:tab/>
-      <w:t>2026-06-10</w:t>
+      <w:t>2026-06-11</w:t>
       <w:br/>
       <w:br/>
     </w:r>

--- a/tillsyn/A 7495-2026 tillsynsbegäran.docx
+++ b/tillsyn/A 7495-2026 tillsynsbegäran.docx
@@ -444,7 +444,7 @@
     <w:r>
       <w:tab/>
       <w:tab/>
-      <w:t>2026-06-11</w:t>
+      <w:t>2026-06-12</w:t>
       <w:br/>
       <w:br/>
     </w:r>

--- a/tillsyn/A 7495-2026 tillsynsbegäran.docx
+++ b/tillsyn/A 7495-2026 tillsynsbegäran.docx
@@ -444,7 +444,7 @@
     <w:r>
       <w:tab/>
       <w:tab/>
-      <w:t>2026-06-12</w:t>
+      <w:t>2026-06-13</w:t>
       <w:br/>
       <w:br/>
     </w:r>

--- a/tillsyn/A 7495-2026 tillsynsbegäran.docx
+++ b/tillsyn/A 7495-2026 tillsynsbegäran.docx
@@ -444,7 +444,7 @@
     <w:r>
       <w:tab/>
       <w:tab/>
-      <w:t>2026-06-13</w:t>
+      <w:t>2026-06-14</w:t>
       <w:br/>
       <w:br/>
     </w:r>

--- a/tillsyn/A 7495-2026 tillsynsbegäran.docx
+++ b/tillsyn/A 7495-2026 tillsynsbegäran.docx
@@ -444,7 +444,7 @@
     <w:r>
       <w:tab/>
       <w:tab/>
-      <w:t>2026-06-15</w:t>
+      <w:t>2026-06-16</w:t>
       <w:br/>
       <w:br/>
     </w:r>

--- a/tillsyn/A 7495-2026 tillsynsbegäran.docx
+++ b/tillsyn/A 7495-2026 tillsynsbegäran.docx
@@ -444,7 +444,7 @@
     <w:r>
       <w:tab/>
       <w:tab/>
-      <w:t>2026-06-16</w:t>
+      <w:t>2026-06-17</w:t>
       <w:br/>
       <w:br/>
     </w:r>

--- a/tillsyn/A 7495-2026 tillsynsbegäran.docx
+++ b/tillsyn/A 7495-2026 tillsynsbegäran.docx
@@ -1,6 +1,6 @@
 
 <file path=word/document.xml><?xml version="1.0" encoding="utf-8"?>
-<w:document xmlns:wpc="http://schemas.microsoft.com/office/word/2010/wordprocessingCanvas" xmlns:cx="http://schemas.microsoft.com/office/drawing/2014/chartex" xmlns:cx1="http://schemas.microsoft.com/office/drawing/2015/9/8/chartex" xmlns:cx2="http://schemas.microsoft.com/office/drawing/2015/10/21/chartex" xmlns:cx3="http://schemas.microsoft.com/office/drawing/2016/5/9/chartex" xmlns:cx4="http://schemas.microsoft.com/office/drawing/2016/5/10/chartex" xmlns:cx5="http://schemas.microsoft.com/office/drawing/2016/5/11/chartex" xmlns:cx6="http://schemas.microsoft.com/office/drawing/2016/5/12/chartex" xmlns:cx7="http://schemas.microsoft.com/office/drawing/2016/5/13/chartex" xmlns:cx8="http://schemas.microsoft.com/office/drawing/2016/5/14/chartex" xmlns:mc="http://schemas.openxmlformats.org/markup-compatibility/2006" xmlns:aink="http://schemas.microsoft.com/office/drawing/2016/ink" xmlns:am3d="http://schemas.microsoft.com/office/drawing/2017/model3d" xmlns:o="urn:schemas-microsoft-com:office:office" xmlns:oel="http://schemas.microsoft.com/office/2019/extlst" xmlns:r="http://schemas.openxmlformats.org/officeDocument/2006/relationships" xmlns:m="http://schemas.openxmlformats.org/officeDocument/2006/math" xmlns:v="urn:schemas-microsoft-com:vml" xmlns:wp14="http://schemas.microsoft.com/office/word/2010/wordprocessingDrawing" xmlns:wp="http://schemas.openxmlformats.org/drawingml/2006/wordprocessingDrawing" xmlns:w10="urn:schemas-microsoft-com:office:word" xmlns:w="http://schemas.openxmlformats.org/wordprocessingml/2006/main" xmlns:w14="http://schemas.microsoft.com/office/word/2010/wordml" xmlns:w15="http://schemas.microsoft.com/office/word/2012/wordml" xmlns:w16cex="http://schemas.microsoft.com/office/word/2018/wordml/cex" xmlns:w16cid="http://schemas.microsoft.com/office/word/2016/wordml/cid" xmlns:w16="http://schemas.microsoft.com/office/word/2018/wordml" xmlns:w16sdtdh="http://schemas.microsoft.com/office/word/2020/wordml/sdtdatahash" xmlns:w16se="http://schemas.microsoft.com/office/word/2015/wordml/symex" xmlns:wpg="http://schemas.microsoft.com/office/word/2010/wordprocessingGroup" xmlns:wpi="http://schemas.microsoft.com/office/word/2010/wordprocessingInk" xmlns:wne="http://schemas.microsoft.com/office/word/2006/wordml" xmlns:wps="http://schemas.microsoft.com/office/word/2010/wordprocessingShape" mc:Ignorable="w14 w15 w16se w16cid w16 w16cex w16sdtdh wp14">
+<w:document xmlns:wpc="http://schemas.microsoft.com/office/word/2010/wordprocessingCanvas" xmlns:cx="http://schemas.microsoft.com/office/drawing/2014/chartex" xmlns:cx1="http://schemas.microsoft.com/office/drawing/2015/9/8/chartex" xmlns:cx2="http://schemas.microsoft.com/office/drawing/2015/10/21/chartex" xmlns:cx3="http://schemas.microsoft.com/office/drawing/2016/5/9/chartex" xmlns:cx4="http://schemas.microsoft.com/office/drawing/2016/5/10/chartex" xmlns:cx5="http://schemas.microsoft.com/office/drawing/2016/5/11/chartex" xmlns:cx6="http://schemas.microsoft.com/office/drawing/2016/5/12/chartex" xmlns:cx7="http://schemas.microsoft.com/office/drawing/2016/5/13/chartex" xmlns:cx8="http://schemas.microsoft.com/office/drawing/2016/5/14/chartex" xmlns:mc="http://schemas.openxmlformats.org/markup-compatibility/2006" xmlns:aink="http://schemas.microsoft.com/office/drawing/2016/ink" xmlns:am3d="http://schemas.microsoft.com/office/drawing/2017/model3d" xmlns:o="urn:schemas-microsoft-com:office:office" xmlns:oel="http://schemas.microsoft.com/office/2019/extlst" xmlns:r="http://schemas.openxmlformats.org/officeDocument/2006/relationships" xmlns:m="http://schemas.openxmlformats.org/officeDocument/2006/math" xmlns:v="urn:schemas-microsoft-com:vml" xmlns:wp14="http://schemas.microsoft.com/office/word/2010/wordprocessingDrawing" xmlns:wp="http://schemas.openxmlformats.org/drawingml/2006/wordprocessingDrawing" xmlns:w10="urn:schemas-microsoft-com:office:word" xmlns:w="http://schemas.openxmlformats.org/wordprocessingml/2006/main" xmlns:w14="http://schemas.microsoft.com/office/word/2010/wordml" xmlns:w15="http://schemas.microsoft.com/office/word/2012/wordml" xmlns:w16cex="http://schemas.microsoft.com/office/word/2018/wordml/cex" xmlns:w16cid="http://schemas.microsoft.com/office/word/2016/wordml/cid" xmlns:w16="http://schemas.microsoft.com/office/word/2018/wordml" xmlns:w16du="http://schemas.microsoft.com/office/word/2023/wordml/word16du" xmlns:w16sdtdh="http://schemas.microsoft.com/office/word/2020/wordml/sdtdatahash" xmlns:w16sdtfl="http://schemas.microsoft.com/office/word/2024/wordml/sdtformatlock" xmlns:w16se="http://schemas.microsoft.com/office/word/2015/wordml/symex" xmlns:wpg="http://schemas.microsoft.com/office/word/2010/wordprocessingGroup" xmlns:wpi="http://schemas.microsoft.com/office/word/2010/wordprocessingInk" xmlns:wne="http://schemas.microsoft.com/office/word/2006/wordml" xmlns:wps="http://schemas.microsoft.com/office/word/2010/wordprocessingShape" mc:Ignorable="w14 w15 w16se w16cid w16 w16cex w16sdtdh w16sdtfl w16du wp14">
   <w:body>
     <w:p>
       <w:pPr>
@@ -12,35 +12,10 @@
     </w:p>
     <w:p>
       <w:r>
-        <w:t>Detta dokument behandlar höga naturvärden i avverkningsanmälan A 7495-2026 i Överkalix kommun. Denna avverkningsanmälan inkom 2026-02-06 13:16:01 och omfattar 11,6 ha.</w:t>
+        <w:t>Detta dokument behandlar höga naturvärden i avverkningsanmälan A 7495-2026 i Överkalix kommun som inkom 2026-02-06 och omfattar 11,6 ha.</w:t>
       </w:r>
-    </w:p>
-    <w:p>
       <w:r>
-        <w:t>Vi begär härmed att Skogsstyrelsen fattar beslut enligt miljöbalken som säkerställer att skogens höga naturvärden bevaras samt säkerställer att EU-lagstiftning efterlevs och att artskyddsbrott förhindras. Vi önskar även ta del av de ställningstaganden och beslut som myndigheterna meddelar till följd av aktuell avverkningsanmälan och föreningens inlaga (se 34 § förvaltningslagen).</w:t>
-      </w:r>
-    </w:p>
-    <w:p>
-      <w:r>
-        <w:t>Nedan beskrivs fynd av naturvårdsarter som gjorts i det avverkningsanmälda området.</w:t>
-      </w:r>
-    </w:p>
-    <w:p>
-      <w:pPr>
-        <w:pStyle w:val="Heading1"/>
-      </w:pPr>
-      <w:r>
-        <w:t>Naturvårdsarter</w:t>
-      </w:r>
-    </w:p>
-    <w:p>
-      <w:r>
-        <w:t>I avverkningsanmälan har följande 14 naturvårdsarter hittats: goliatmusseron (VU), lakritsmusseron (VU), smalfotad taggsvamp (VU), tallgråticka (VU), tallmusseron (VU), torrmusseron (VU), blå taggsvamp (NT), orange taggsvamp (NT), skrovlig taggsvamp (NT), svart taggsvamp agg. (NT), tallriska (NT), talltaggsvamp (NT), vaxspindling (NT) och skarp dropptaggsvamp (S). Av dessa är 13 rödlistade. För rödlistade arter har rödlistekategorin angivits inom parentes. Arter som är signalarter enligt Skogsstyrelsen har markerats med (S).</w:t>
-      </w:r>
-    </w:p>
-    <w:p>
-      <w:r>
-        <w:t>De påträffade naturvårdsarterna är ett tydligt kvitto på att detta rör sig om en skog med höga naturvärden. I Figur 1 visas en karta över det avverkningsanmälda området, där samtliga fyndplatser för naturvårdsarter som finns registrerade på Artportalen har markerats.</w:t>
+        <w:t xml:space="preserve"> I Figur 1 visas fyndplatser för naturvårdsarter i området, som finns registrerade på Artportalen.</w:t>
       </w:r>
     </w:p>
     <w:p>
@@ -50,7 +25,7 @@
       <w:r>
         <w:drawing>
           <wp:inline xmlns:a="http://schemas.openxmlformats.org/drawingml/2006/main" xmlns:pic="http://schemas.openxmlformats.org/drawingml/2006/picture">
-            <wp:extent cx="5486400" cy="4520455"/>
+            <wp:extent cx="5486400" cy="4405470"/>
             <wp:docPr id="1" name="Picture 1"/>
             <wp:cNvGraphicFramePr>
               <a:graphicFrameLocks noChangeAspect="1"/>
@@ -71,7 +46,7 @@
                   <pic:spPr>
                     <a:xfrm>
                       <a:off x="0" y="0"/>
-                      <a:ext cx="5486400" cy="4520455"/>
+                      <a:ext cx="5486400" cy="4405470"/>
                     </a:xfrm>
                     <a:prstGeom prst="rect"/>
                   </pic:spPr>
@@ -85,9 +60,43 @@
     <w:p>
       <w:pPr>
         <w:pStyle w:val="Caption"/>
+        <w:spacing w:after="240"/>
       </w:pPr>
       <w:r>
-        <w:t>Figur 1. Fyndplatser för naturvårdsarter i det avverkningsanmälda området (röd linje). Markörer utan svart kant är placerade på fyndplatsen. Markörer med svart kant är placerade vid sidan av fyndplatsen och har ett svart streck som visar fyndplatsens exakta position. Kartans mittpunktskoordinat är N 7393312, E 833254 i SWEREF 99 TM.</w:t>
+        <w:t>Figur 1. Fyndplatser för naturvårdsarter i och inom 14 meter från avverkningsanmälan (röd linje). Inom parentes anges rödlistekategorier, S för signalarter, Tför typiska arter och fridlysningsparagrafer i artskyddsförordningen.Markörer utan svart kant är placerade på fyndplatsen. Markörer med svart kant är placerade vid sidan av fyndplatsen och har ett svart streck som visar fyndplatsens exakta position. Kartans mittpunktskoordinat är N 7393312, E 833254 i SWEREF 99 TM.</w:t>
+      </w:r>
+    </w:p>
+    <w:p>
+      <w:r>
+        <w:t>Vi begär härmed att Skogsstyrelsen fattar beslut enligt miljöbalken som säkerställer att skogens höga naturvärden bevaras samt att EU-lagstiftning efterlevs och att artskyddsbrott förhindras.</w:t>
+      </w:r>
+    </w:p>
+    <w:p>
+      <w:r>
+        <w:t>Vi önskar även ta del av de ställningstaganden och beslut som myndigheten meddelar till följd av aktuell avverkningsanmälan och föreningens inlaga (se 34 § förvaltningslagen).</w:t>
+      </w:r>
+    </w:p>
+    <w:p>
+      <w:r>
+        <w:t>Nedan beskrivs fynd av naturvårdsarter som gjorts i det avverkningsanmälda området.</w:t>
+      </w:r>
+    </w:p>
+    <w:p>
+      <w:pPr>
+        <w:pStyle w:val="Heading1"/>
+      </w:pPr>
+      <w:r>
+        <w:t>Naturvårdsarter</w:t>
+      </w:r>
+    </w:p>
+    <w:p>
+      <w:r>
+        <w:t>I och inom 14 meter från avverkningsanmälan har följande 13 naturvårdsarter hittats: goliatmusseron (VU, T), lakritsmusseron (VU, T), skrovlig taggsvamp (VU), smalfotad taggsvamp (VU), tallgråticka (VU), tallmusseron (VU), torrmusseron (VU), blå taggsvamp (NT, T), orange taggsvamp (NT, T), skarp dropptaggsvamp (NT), tallriska (NT), talltaggsvamp (NT) och vaxspindling (NT). Av dessa är 13 rödlistade. För rödlistade arter har rödlistekategorin angivits inom parentes. Typiska arter inom Natura 2000 som är kopplade till skogsekosystem har markerats med (T).</w:t>
+      </w:r>
+    </w:p>
+    <w:p>
+      <w:r>
+        <w:t>De påträffade naturvårdsarterna är ett tydligt kvitto på att det rör sig om en skog med höga naturvärden.</w:t>
       </w:r>
     </w:p>
     <w:p>
@@ -208,53 +217,6 @@
         <w:rPr>
           <w:b/>
         </w:rPr>
-        <w:t xml:space="preserve">Svart taggsvamp agg. </w:t>
-      </w:r>
-      <w:r>
-        <w:t xml:space="preserve">har visat sig bestå av fyra olika arter: </w:t>
-      </w:r>
-      <w:r>
-        <w:rPr>
-          <w:i/>
-        </w:rPr>
-        <w:t>Phellodon melilotinus</w:t>
-      </w:r>
-      <w:r>
-        <w:t xml:space="preserve"> (VU), </w:t>
-      </w:r>
-      <w:r>
-        <w:rPr>
-          <w:i/>
-        </w:rPr>
-        <w:t>Phellodon aquiloniniger</w:t>
-      </w:r>
-      <w:r>
-        <w:t xml:space="preserve"> (NT), </w:t>
-      </w:r>
-      <w:r>
-        <w:rPr>
-          <w:i/>
-        </w:rPr>
-        <w:t>Phellodon frondosoniger</w:t>
-      </w:r>
-      <w:r>
-        <w:t xml:space="preserve"> (NT) och svart taggsvamp </w:t>
-      </w:r>
-      <w:r>
-        <w:rPr>
-          <w:i/>
-        </w:rPr>
-        <w:t>Phellodon niger</w:t>
-      </w:r>
-      <w:r>
-        <w:t xml:space="preserve"> (NT). De olika arterna är mykorrhizasvampar med olika utbredning och ekologi som kan påträffas både i barr- och lövskogar. Samtliga arterna är rödlistade och signalerar skogsområden med höga naturvärden (SLU Artdatabanken, 2026; Nitare &amp; Skogsstyrelsen, 2019).</w:t>
-      </w:r>
-    </w:p>
-    <w:p>
-      <w:r>
-        <w:rPr>
-          <w:b/>
-        </w:rPr>
         <w:t>Tallgråticka (VU)</w:t>
       </w:r>
       <w:r>
@@ -334,7 +296,7 @@
 </file>
 
 <file path=word/endnotes.xml><?xml version="1.0" encoding="utf-8"?>
-<w:endnotes xmlns:wpc="http://schemas.microsoft.com/office/word/2010/wordprocessingCanvas" xmlns:cx="http://schemas.microsoft.com/office/drawing/2014/chartex" xmlns:cx1="http://schemas.microsoft.com/office/drawing/2015/9/8/chartex" xmlns:cx2="http://schemas.microsoft.com/office/drawing/2015/10/21/chartex" xmlns:cx3="http://schemas.microsoft.com/office/drawing/2016/5/9/chartex" xmlns:cx4="http://schemas.microsoft.com/office/drawing/2016/5/10/chartex" xmlns:cx5="http://schemas.microsoft.com/office/drawing/2016/5/11/chartex" xmlns:cx6="http://schemas.microsoft.com/office/drawing/2016/5/12/chartex" xmlns:cx7="http://schemas.microsoft.com/office/drawing/2016/5/13/chartex" xmlns:cx8="http://schemas.microsoft.com/office/drawing/2016/5/14/chartex" xmlns:mc="http://schemas.openxmlformats.org/markup-compatibility/2006" xmlns:aink="http://schemas.microsoft.com/office/drawing/2016/ink" xmlns:am3d="http://schemas.microsoft.com/office/drawing/2017/model3d" xmlns:o="urn:schemas-microsoft-com:office:office" xmlns:oel="http://schemas.microsoft.com/office/2019/extlst" xmlns:r="http://schemas.openxmlformats.org/officeDocument/2006/relationships" xmlns:m="http://schemas.openxmlformats.org/officeDocument/2006/math" xmlns:v="urn:schemas-microsoft-com:vml" xmlns:wp14="http://schemas.microsoft.com/office/word/2010/wordprocessingDrawing" xmlns:wp="http://schemas.openxmlformats.org/drawingml/2006/wordprocessingDrawing" xmlns:w10="urn:schemas-microsoft-com:office:word" xmlns:w="http://schemas.openxmlformats.org/wordprocessingml/2006/main" xmlns:w14="http://schemas.microsoft.com/office/word/2010/wordml" xmlns:w15="http://schemas.microsoft.com/office/word/2012/wordml" xmlns:w16cex="http://schemas.microsoft.com/office/word/2018/wordml/cex" xmlns:w16cid="http://schemas.microsoft.com/office/word/2016/wordml/cid" xmlns:w16="http://schemas.microsoft.com/office/word/2018/wordml" xmlns:w16sdtdh="http://schemas.microsoft.com/office/word/2020/wordml/sdtdatahash" xmlns:w16se="http://schemas.microsoft.com/office/word/2015/wordml/symex" xmlns:wpg="http://schemas.microsoft.com/office/word/2010/wordprocessingGroup" xmlns:wpi="http://schemas.microsoft.com/office/word/2010/wordprocessingInk" xmlns:wne="http://schemas.microsoft.com/office/word/2006/wordml" xmlns:wps="http://schemas.microsoft.com/office/word/2010/wordprocessingShape" mc:Ignorable="w14 w15 w16se w16cid w16 w16cex w16sdtdh wp14">
+<w:endnotes xmlns:wpc="http://schemas.microsoft.com/office/word/2010/wordprocessingCanvas" xmlns:cx="http://schemas.microsoft.com/office/drawing/2014/chartex" xmlns:cx1="http://schemas.microsoft.com/office/drawing/2015/9/8/chartex" xmlns:cx2="http://schemas.microsoft.com/office/drawing/2015/10/21/chartex" xmlns:cx3="http://schemas.microsoft.com/office/drawing/2016/5/9/chartex" xmlns:cx4="http://schemas.microsoft.com/office/drawing/2016/5/10/chartex" xmlns:cx5="http://schemas.microsoft.com/office/drawing/2016/5/11/chartex" xmlns:cx6="http://schemas.microsoft.com/office/drawing/2016/5/12/chartex" xmlns:cx7="http://schemas.microsoft.com/office/drawing/2016/5/13/chartex" xmlns:cx8="http://schemas.microsoft.com/office/drawing/2016/5/14/chartex" xmlns:mc="http://schemas.openxmlformats.org/markup-compatibility/2006" xmlns:aink="http://schemas.microsoft.com/office/drawing/2016/ink" xmlns:am3d="http://schemas.microsoft.com/office/drawing/2017/model3d" xmlns:o="urn:schemas-microsoft-com:office:office" xmlns:oel="http://schemas.microsoft.com/office/2019/extlst" xmlns:r="http://schemas.openxmlformats.org/officeDocument/2006/relationships" xmlns:m="http://schemas.openxmlformats.org/officeDocument/2006/math" xmlns:v="urn:schemas-microsoft-com:vml" xmlns:wp14="http://schemas.microsoft.com/office/word/2010/wordprocessingDrawing" xmlns:wp="http://schemas.openxmlformats.org/drawingml/2006/wordprocessingDrawing" xmlns:w10="urn:schemas-microsoft-com:office:word" xmlns:w="http://schemas.openxmlformats.org/wordprocessingml/2006/main" xmlns:w14="http://schemas.microsoft.com/office/word/2010/wordml" xmlns:w15="http://schemas.microsoft.com/office/word/2012/wordml" xmlns:w16cex="http://schemas.microsoft.com/office/word/2018/wordml/cex" xmlns:w16cid="http://schemas.microsoft.com/office/word/2016/wordml/cid" xmlns:w16="http://schemas.microsoft.com/office/word/2018/wordml" xmlns:w16du="http://schemas.microsoft.com/office/word/2023/wordml/word16du" xmlns:w16sdtdh="http://schemas.microsoft.com/office/word/2020/wordml/sdtdatahash" xmlns:w16sdtfl="http://schemas.microsoft.com/office/word/2024/wordml/sdtformatlock" xmlns:w16se="http://schemas.microsoft.com/office/word/2015/wordml/symex" xmlns:wpg="http://schemas.microsoft.com/office/word/2010/wordprocessingGroup" xmlns:wpi="http://schemas.microsoft.com/office/word/2010/wordprocessingInk" xmlns:wne="http://schemas.microsoft.com/office/word/2006/wordml" xmlns:wps="http://schemas.microsoft.com/office/word/2010/wordprocessingShape" mc:Ignorable="w14 w15 w16se w16cid w16 w16cex w16sdtdh w16sdtfl w16du wp14">
   <w:endnote w:type="separator" w:id="-1">
     <w:p>
       <w:pPr>
@@ -359,7 +321,7 @@
 </file>
 
 <file path=word/footer1.xml><?xml version="1.0" encoding="utf-8"?>
-<w:ftr xmlns:wpc="http://schemas.microsoft.com/office/word/2010/wordprocessingCanvas" xmlns:cx="http://schemas.microsoft.com/office/drawing/2014/chartex" xmlns:cx1="http://schemas.microsoft.com/office/drawing/2015/9/8/chartex" xmlns:cx2="http://schemas.microsoft.com/office/drawing/2015/10/21/chartex" xmlns:cx3="http://schemas.microsoft.com/office/drawing/2016/5/9/chartex" xmlns:cx4="http://schemas.microsoft.com/office/drawing/2016/5/10/chartex" xmlns:cx5="http://schemas.microsoft.com/office/drawing/2016/5/11/chartex" xmlns:cx6="http://schemas.microsoft.com/office/drawing/2016/5/12/chartex" xmlns:cx7="http://schemas.microsoft.com/office/drawing/2016/5/13/chartex" xmlns:cx8="http://schemas.microsoft.com/office/drawing/2016/5/14/chartex" xmlns:mc="http://schemas.openxmlformats.org/markup-compatibility/2006" xmlns:aink="http://schemas.microsoft.com/office/drawing/2016/ink" xmlns:am3d="http://schemas.microsoft.com/office/drawing/2017/model3d" xmlns:o="urn:schemas-microsoft-com:office:office" xmlns:oel="http://schemas.microsoft.com/office/2019/extlst" xmlns:r="http://schemas.openxmlformats.org/officeDocument/2006/relationships" xmlns:m="http://schemas.openxmlformats.org/officeDocument/2006/math" xmlns:v="urn:schemas-microsoft-com:vml" xmlns:wp14="http://schemas.microsoft.com/office/word/2010/wordprocessingDrawing" xmlns:wp="http://schemas.openxmlformats.org/drawingml/2006/wordprocessingDrawing" xmlns:w10="urn:schemas-microsoft-com:office:word" xmlns:w="http://schemas.openxmlformats.org/wordprocessingml/2006/main" xmlns:w14="http://schemas.microsoft.com/office/word/2010/wordml" xmlns:w15="http://schemas.microsoft.com/office/word/2012/wordml" xmlns:w16cex="http://schemas.microsoft.com/office/word/2018/wordml/cex" xmlns:w16cid="http://schemas.microsoft.com/office/word/2016/wordml/cid" xmlns:w16="http://schemas.microsoft.com/office/word/2018/wordml" xmlns:w16sdtdh="http://schemas.microsoft.com/office/word/2020/wordml/sdtdatahash" xmlns:w16se="http://schemas.microsoft.com/office/word/2015/wordml/symex" xmlns:wpg="http://schemas.microsoft.com/office/word/2010/wordprocessingGroup" xmlns:wpi="http://schemas.microsoft.com/office/word/2010/wordprocessingInk" xmlns:wne="http://schemas.microsoft.com/office/word/2006/wordml" xmlns:wps="http://schemas.microsoft.com/office/word/2010/wordprocessingShape" mc:Ignorable="w14 w15 w16se w16cid w16 w16cex w16sdtdh wp14">
+<w:ftr xmlns:wpc="http://schemas.microsoft.com/office/word/2010/wordprocessingCanvas" xmlns:cx="http://schemas.microsoft.com/office/drawing/2014/chartex" xmlns:cx1="http://schemas.microsoft.com/office/drawing/2015/9/8/chartex" xmlns:cx2="http://schemas.microsoft.com/office/drawing/2015/10/21/chartex" xmlns:cx3="http://schemas.microsoft.com/office/drawing/2016/5/9/chartex" xmlns:cx4="http://schemas.microsoft.com/office/drawing/2016/5/10/chartex" xmlns:cx5="http://schemas.microsoft.com/office/drawing/2016/5/11/chartex" xmlns:cx6="http://schemas.microsoft.com/office/drawing/2016/5/12/chartex" xmlns:cx7="http://schemas.microsoft.com/office/drawing/2016/5/13/chartex" xmlns:cx8="http://schemas.microsoft.com/office/drawing/2016/5/14/chartex" xmlns:mc="http://schemas.openxmlformats.org/markup-compatibility/2006" xmlns:aink="http://schemas.microsoft.com/office/drawing/2016/ink" xmlns:am3d="http://schemas.microsoft.com/office/drawing/2017/model3d" xmlns:o="urn:schemas-microsoft-com:office:office" xmlns:oel="http://schemas.microsoft.com/office/2019/extlst" xmlns:r="http://schemas.openxmlformats.org/officeDocument/2006/relationships" xmlns:m="http://schemas.openxmlformats.org/officeDocument/2006/math" xmlns:v="urn:schemas-microsoft-com:vml" xmlns:wp14="http://schemas.microsoft.com/office/word/2010/wordprocessingDrawing" xmlns:wp="http://schemas.openxmlformats.org/drawingml/2006/wordprocessingDrawing" xmlns:w10="urn:schemas-microsoft-com:office:word" xmlns:w="http://schemas.openxmlformats.org/wordprocessingml/2006/main" xmlns:w14="http://schemas.microsoft.com/office/word/2010/wordml" xmlns:w15="http://schemas.microsoft.com/office/word/2012/wordml" xmlns:w16cex="http://schemas.microsoft.com/office/word/2018/wordml/cex" xmlns:w16cid="http://schemas.microsoft.com/office/word/2016/wordml/cid" xmlns:w16="http://schemas.microsoft.com/office/word/2018/wordml" xmlns:w16du="http://schemas.microsoft.com/office/word/2023/wordml/word16du" xmlns:w16sdtdh="http://schemas.microsoft.com/office/word/2020/wordml/sdtdatahash" xmlns:w16sdtfl="http://schemas.microsoft.com/office/word/2024/wordml/sdtformatlock" xmlns:w16se="http://schemas.microsoft.com/office/word/2015/wordml/symex" xmlns:wpg="http://schemas.microsoft.com/office/word/2010/wordprocessingGroup" xmlns:wpi="http://schemas.microsoft.com/office/word/2010/wordprocessingInk" xmlns:wne="http://schemas.microsoft.com/office/word/2006/wordml" xmlns:wps="http://schemas.microsoft.com/office/word/2010/wordprocessingShape" mc:Ignorable="w14 w15 w16se w16cid w16 w16cex w16sdtdh w16sdtfl w16du wp14">
   <w:p>
     <w:pPr>
       <w:pStyle w:val="Footer"/>
@@ -369,7 +331,7 @@
 </file>
 
 <file path=word/footer2.xml><?xml version="1.0" encoding="utf-8"?>
-<w:ftr xmlns:wpc="http://schemas.microsoft.com/office/word/2010/wordprocessingCanvas" xmlns:cx="http://schemas.microsoft.com/office/drawing/2014/chartex" xmlns:cx1="http://schemas.microsoft.com/office/drawing/2015/9/8/chartex" xmlns:cx2="http://schemas.microsoft.com/office/drawing/2015/10/21/chartex" xmlns:cx3="http://schemas.microsoft.com/office/drawing/2016/5/9/chartex" xmlns:cx4="http://schemas.microsoft.com/office/drawing/2016/5/10/chartex" xmlns:cx5="http://schemas.microsoft.com/office/drawing/2016/5/11/chartex" xmlns:cx6="http://schemas.microsoft.com/office/drawing/2016/5/12/chartex" xmlns:cx7="http://schemas.microsoft.com/office/drawing/2016/5/13/chartex" xmlns:cx8="http://schemas.microsoft.com/office/drawing/2016/5/14/chartex" xmlns:mc="http://schemas.openxmlformats.org/markup-compatibility/2006" xmlns:aink="http://schemas.microsoft.com/office/drawing/2016/ink" xmlns:am3d="http://schemas.microsoft.com/office/drawing/2017/model3d" xmlns:o="urn:schemas-microsoft-com:office:office" xmlns:oel="http://schemas.microsoft.com/office/2019/extlst" xmlns:r="http://schemas.openxmlformats.org/officeDocument/2006/relationships" xmlns:m="http://schemas.openxmlformats.org/officeDocument/2006/math" xmlns:v="urn:schemas-microsoft-com:vml" xmlns:wp14="http://schemas.microsoft.com/office/word/2010/wordprocessingDrawing" xmlns:wp="http://schemas.openxmlformats.org/drawingml/2006/wordprocessingDrawing" xmlns:w10="urn:schemas-microsoft-com:office:word" xmlns:w="http://schemas.openxmlformats.org/wordprocessingml/2006/main" xmlns:w14="http://schemas.microsoft.com/office/word/2010/wordml" xmlns:w15="http://schemas.microsoft.com/office/word/2012/wordml" xmlns:w16cex="http://schemas.microsoft.com/office/word/2018/wordml/cex" xmlns:w16cid="http://schemas.microsoft.com/office/word/2016/wordml/cid" xmlns:w16="http://schemas.microsoft.com/office/word/2018/wordml" xmlns:w16sdtdh="http://schemas.microsoft.com/office/word/2020/wordml/sdtdatahash" xmlns:w16se="http://schemas.microsoft.com/office/word/2015/wordml/symex" xmlns:wpg="http://schemas.microsoft.com/office/word/2010/wordprocessingGroup" xmlns:wpi="http://schemas.microsoft.com/office/word/2010/wordprocessingInk" xmlns:wne="http://schemas.microsoft.com/office/word/2006/wordml" xmlns:wps="http://schemas.microsoft.com/office/word/2010/wordprocessingShape" mc:Ignorable="w14 w15 w16se w16cid w16 w16cex w16sdtdh wp14">
+<w:ftr xmlns:wpc="http://schemas.microsoft.com/office/word/2010/wordprocessingCanvas" xmlns:cx="http://schemas.microsoft.com/office/drawing/2014/chartex" xmlns:cx1="http://schemas.microsoft.com/office/drawing/2015/9/8/chartex" xmlns:cx2="http://schemas.microsoft.com/office/drawing/2015/10/21/chartex" xmlns:cx3="http://schemas.microsoft.com/office/drawing/2016/5/9/chartex" xmlns:cx4="http://schemas.microsoft.com/office/drawing/2016/5/10/chartex" xmlns:cx5="http://schemas.microsoft.com/office/drawing/2016/5/11/chartex" xmlns:cx6="http://schemas.microsoft.com/office/drawing/2016/5/12/chartex" xmlns:cx7="http://schemas.microsoft.com/office/drawing/2016/5/13/chartex" xmlns:cx8="http://schemas.microsoft.com/office/drawing/2016/5/14/chartex" xmlns:mc="http://schemas.openxmlformats.org/markup-compatibility/2006" xmlns:aink="http://schemas.microsoft.com/office/drawing/2016/ink" xmlns:am3d="http://schemas.microsoft.com/office/drawing/2017/model3d" xmlns:o="urn:schemas-microsoft-com:office:office" xmlns:oel="http://schemas.microsoft.com/office/2019/extlst" xmlns:r="http://schemas.openxmlformats.org/officeDocument/2006/relationships" xmlns:m="http://schemas.openxmlformats.org/officeDocument/2006/math" xmlns:v="urn:schemas-microsoft-com:vml" xmlns:wp14="http://schemas.microsoft.com/office/word/2010/wordprocessingDrawing" xmlns:wp="http://schemas.openxmlformats.org/drawingml/2006/wordprocessingDrawing" xmlns:w10="urn:schemas-microsoft-com:office:word" xmlns:w="http://schemas.openxmlformats.org/wordprocessingml/2006/main" xmlns:w14="http://schemas.microsoft.com/office/word/2010/wordml" xmlns:w15="http://schemas.microsoft.com/office/word/2012/wordml" xmlns:w16cex="http://schemas.microsoft.com/office/word/2018/wordml/cex" xmlns:w16cid="http://schemas.microsoft.com/office/word/2016/wordml/cid" xmlns:w16="http://schemas.microsoft.com/office/word/2018/wordml" xmlns:w16du="http://schemas.microsoft.com/office/word/2023/wordml/word16du" xmlns:w16sdtdh="http://schemas.microsoft.com/office/word/2020/wordml/sdtdatahash" xmlns:w16sdtfl="http://schemas.microsoft.com/office/word/2024/wordml/sdtformatlock" xmlns:w16se="http://schemas.microsoft.com/office/word/2015/wordml/symex" xmlns:wpg="http://schemas.microsoft.com/office/word/2010/wordprocessingGroup" xmlns:wpi="http://schemas.microsoft.com/office/word/2010/wordprocessingInk" xmlns:wne="http://schemas.microsoft.com/office/word/2006/wordml" xmlns:wps="http://schemas.microsoft.com/office/word/2010/wordprocessingShape" mc:Ignorable="w14 w15 w16se w16cid w16 w16cex w16sdtdh w16sdtfl w16du wp14">
   <w:p>
     <w:pPr>
       <w:pStyle w:val="Footer"/>
@@ -379,7 +341,7 @@
 </file>
 
 <file path=word/footer3.xml><?xml version="1.0" encoding="utf-8"?>
-<w:ftr xmlns:wpc="http://schemas.microsoft.com/office/word/2010/wordprocessingCanvas" xmlns:cx="http://schemas.microsoft.com/office/drawing/2014/chartex" xmlns:cx1="http://schemas.microsoft.com/office/drawing/2015/9/8/chartex" xmlns:cx2="http://schemas.microsoft.com/office/drawing/2015/10/21/chartex" xmlns:cx3="http://schemas.microsoft.com/office/drawing/2016/5/9/chartex" xmlns:cx4="http://schemas.microsoft.com/office/drawing/2016/5/10/chartex" xmlns:cx5="http://schemas.microsoft.com/office/drawing/2016/5/11/chartex" xmlns:cx6="http://schemas.microsoft.com/office/drawing/2016/5/12/chartex" xmlns:cx7="http://schemas.microsoft.com/office/drawing/2016/5/13/chartex" xmlns:cx8="http://schemas.microsoft.com/office/drawing/2016/5/14/chartex" xmlns:mc="http://schemas.openxmlformats.org/markup-compatibility/2006" xmlns:aink="http://schemas.microsoft.com/office/drawing/2016/ink" xmlns:am3d="http://schemas.microsoft.com/office/drawing/2017/model3d" xmlns:o="urn:schemas-microsoft-com:office:office" xmlns:oel="http://schemas.microsoft.com/office/2019/extlst" xmlns:r="http://schemas.openxmlformats.org/officeDocument/2006/relationships" xmlns:m="http://schemas.openxmlformats.org/officeDocument/2006/math" xmlns:v="urn:schemas-microsoft-com:vml" xmlns:wp14="http://schemas.microsoft.com/office/word/2010/wordprocessingDrawing" xmlns:wp="http://schemas.openxmlformats.org/drawingml/2006/wordprocessingDrawing" xmlns:w10="urn:schemas-microsoft-com:office:word" xmlns:w="http://schemas.openxmlformats.org/wordprocessingml/2006/main" xmlns:w14="http://schemas.microsoft.com/office/word/2010/wordml" xmlns:w15="http://schemas.microsoft.com/office/word/2012/wordml" xmlns:w16cex="http://schemas.microsoft.com/office/word/2018/wordml/cex" xmlns:w16cid="http://schemas.microsoft.com/office/word/2016/wordml/cid" xmlns:w16="http://schemas.microsoft.com/office/word/2018/wordml" xmlns:w16sdtdh="http://schemas.microsoft.com/office/word/2020/wordml/sdtdatahash" xmlns:w16se="http://schemas.microsoft.com/office/word/2015/wordml/symex" xmlns:wpg="http://schemas.microsoft.com/office/word/2010/wordprocessingGroup" xmlns:wpi="http://schemas.microsoft.com/office/word/2010/wordprocessingInk" xmlns:wne="http://schemas.microsoft.com/office/word/2006/wordml" xmlns:wps="http://schemas.microsoft.com/office/word/2010/wordprocessingShape" mc:Ignorable="w14 w15 w16se w16cid w16 w16cex w16sdtdh wp14">
+<w:ftr xmlns:wpc="http://schemas.microsoft.com/office/word/2010/wordprocessingCanvas" xmlns:cx="http://schemas.microsoft.com/office/drawing/2014/chartex" xmlns:cx1="http://schemas.microsoft.com/office/drawing/2015/9/8/chartex" xmlns:cx2="http://schemas.microsoft.com/office/drawing/2015/10/21/chartex" xmlns:cx3="http://schemas.microsoft.com/office/drawing/2016/5/9/chartex" xmlns:cx4="http://schemas.microsoft.com/office/drawing/2016/5/10/chartex" xmlns:cx5="http://schemas.microsoft.com/office/drawing/2016/5/11/chartex" xmlns:cx6="http://schemas.microsoft.com/office/drawing/2016/5/12/chartex" xmlns:cx7="http://schemas.microsoft.com/office/drawing/2016/5/13/chartex" xmlns:cx8="http://schemas.microsoft.com/office/drawing/2016/5/14/chartex" xmlns:mc="http://schemas.openxmlformats.org/markup-compatibility/2006" xmlns:aink="http://schemas.microsoft.com/office/drawing/2016/ink" xmlns:am3d="http://schemas.microsoft.com/office/drawing/2017/model3d" xmlns:o="urn:schemas-microsoft-com:office:office" xmlns:oel="http://schemas.microsoft.com/office/2019/extlst" xmlns:r="http://schemas.openxmlformats.org/officeDocument/2006/relationships" xmlns:m="http://schemas.openxmlformats.org/officeDocument/2006/math" xmlns:v="urn:schemas-microsoft-com:vml" xmlns:wp14="http://schemas.microsoft.com/office/word/2010/wordprocessingDrawing" xmlns:wp="http://schemas.openxmlformats.org/drawingml/2006/wordprocessingDrawing" xmlns:w10="urn:schemas-microsoft-com:office:word" xmlns:w="http://schemas.openxmlformats.org/wordprocessingml/2006/main" xmlns:w14="http://schemas.microsoft.com/office/word/2010/wordml" xmlns:w15="http://schemas.microsoft.com/office/word/2012/wordml" xmlns:w16cex="http://schemas.microsoft.com/office/word/2018/wordml/cex" xmlns:w16cid="http://schemas.microsoft.com/office/word/2016/wordml/cid" xmlns:w16="http://schemas.microsoft.com/office/word/2018/wordml" xmlns:w16du="http://schemas.microsoft.com/office/word/2023/wordml/word16du" xmlns:w16sdtdh="http://schemas.microsoft.com/office/word/2020/wordml/sdtdatahash" xmlns:w16sdtfl="http://schemas.microsoft.com/office/word/2024/wordml/sdtformatlock" xmlns:w16se="http://schemas.microsoft.com/office/word/2015/wordml/symex" xmlns:wpg="http://schemas.microsoft.com/office/word/2010/wordprocessingGroup" xmlns:wpi="http://schemas.microsoft.com/office/word/2010/wordprocessingInk" xmlns:wne="http://schemas.microsoft.com/office/word/2006/wordml" xmlns:wps="http://schemas.microsoft.com/office/word/2010/wordprocessingShape" mc:Ignorable="w14 w15 w16se w16cid w16 w16cex w16sdtdh w16sdtfl w16du wp14">
   <w:p>
     <w:pPr>
       <w:pStyle w:val="Footer"/>
@@ -389,7 +351,7 @@
 </file>
 
 <file path=word/footnotes.xml><?xml version="1.0" encoding="utf-8"?>
-<w:footnotes xmlns:wpc="http://schemas.microsoft.com/office/word/2010/wordprocessingCanvas" xmlns:cx="http://schemas.microsoft.com/office/drawing/2014/chartex" xmlns:cx1="http://schemas.microsoft.com/office/drawing/2015/9/8/chartex" xmlns:cx2="http://schemas.microsoft.com/office/drawing/2015/10/21/chartex" xmlns:cx3="http://schemas.microsoft.com/office/drawing/2016/5/9/chartex" xmlns:cx4="http://schemas.microsoft.com/office/drawing/2016/5/10/chartex" xmlns:cx5="http://schemas.microsoft.com/office/drawing/2016/5/11/chartex" xmlns:cx6="http://schemas.microsoft.com/office/drawing/2016/5/12/chartex" xmlns:cx7="http://schemas.microsoft.com/office/drawing/2016/5/13/chartex" xmlns:cx8="http://schemas.microsoft.com/office/drawing/2016/5/14/chartex" xmlns:mc="http://schemas.openxmlformats.org/markup-compatibility/2006" xmlns:aink="http://schemas.microsoft.com/office/drawing/2016/ink" xmlns:am3d="http://schemas.microsoft.com/office/drawing/2017/model3d" xmlns:o="urn:schemas-microsoft-com:office:office" xmlns:oel="http://schemas.microsoft.com/office/2019/extlst" xmlns:r="http://schemas.openxmlformats.org/officeDocument/2006/relationships" xmlns:m="http://schemas.openxmlformats.org/officeDocument/2006/math" xmlns:v="urn:schemas-microsoft-com:vml" xmlns:wp14="http://schemas.microsoft.com/office/word/2010/wordprocessingDrawing" xmlns:wp="http://schemas.openxmlformats.org/drawingml/2006/wordprocessingDrawing" xmlns:w10="urn:schemas-microsoft-com:office:word" xmlns:w="http://schemas.openxmlformats.org/wordprocessingml/2006/main" xmlns:w14="http://schemas.microsoft.com/office/word/2010/wordml" xmlns:w15="http://schemas.microsoft.com/office/word/2012/wordml" xmlns:w16cex="http://schemas.microsoft.com/office/word/2018/wordml/cex" xmlns:w16cid="http://schemas.microsoft.com/office/word/2016/wordml/cid" xmlns:w16="http://schemas.microsoft.com/office/word/2018/wordml" xmlns:w16sdtdh="http://schemas.microsoft.com/office/word/2020/wordml/sdtdatahash" xmlns:w16se="http://schemas.microsoft.com/office/word/2015/wordml/symex" xmlns:wpg="http://schemas.microsoft.com/office/word/2010/wordprocessingGroup" xmlns:wpi="http://schemas.microsoft.com/office/word/2010/wordprocessingInk" xmlns:wne="http://schemas.microsoft.com/office/word/2006/wordml" xmlns:wps="http://schemas.microsoft.com/office/word/2010/wordprocessingShape" mc:Ignorable="w14 w15 w16se w16cid w16 w16cex w16sdtdh wp14">
+<w:footnotes xmlns:wpc="http://schemas.microsoft.com/office/word/2010/wordprocessingCanvas" xmlns:cx="http://schemas.microsoft.com/office/drawing/2014/chartex" xmlns:cx1="http://schemas.microsoft.com/office/drawing/2015/9/8/chartex" xmlns:cx2="http://schemas.microsoft.com/office/drawing/2015/10/21/chartex" xmlns:cx3="http://schemas.microsoft.com/office/drawing/2016/5/9/chartex" xmlns:cx4="http://schemas.microsoft.com/office/drawing/2016/5/10/chartex" xmlns:cx5="http://schemas.microsoft.com/office/drawing/2016/5/11/chartex" xmlns:cx6="http://schemas.microsoft.com/office/drawing/2016/5/12/chartex" xmlns:cx7="http://schemas.microsoft.com/office/drawing/2016/5/13/chartex" xmlns:cx8="http://schemas.microsoft.com/office/drawing/2016/5/14/chartex" xmlns:mc="http://schemas.openxmlformats.org/markup-compatibility/2006" xmlns:aink="http://schemas.microsoft.com/office/drawing/2016/ink" xmlns:am3d="http://schemas.microsoft.com/office/drawing/2017/model3d" xmlns:o="urn:schemas-microsoft-com:office:office" xmlns:oel="http://schemas.microsoft.com/office/2019/extlst" xmlns:r="http://schemas.openxmlformats.org/officeDocument/2006/relationships" xmlns:m="http://schemas.openxmlformats.org/officeDocument/2006/math" xmlns:v="urn:schemas-microsoft-com:vml" xmlns:wp14="http://schemas.microsoft.com/office/word/2010/wordprocessingDrawing" xmlns:wp="http://schemas.openxmlformats.org/drawingml/2006/wordprocessingDrawing" xmlns:w10="urn:schemas-microsoft-com:office:word" xmlns:w="http://schemas.openxmlformats.org/wordprocessingml/2006/main" xmlns:w14="http://schemas.microsoft.com/office/word/2010/wordml" xmlns:w15="http://schemas.microsoft.com/office/word/2012/wordml" xmlns:w16cex="http://schemas.microsoft.com/office/word/2018/wordml/cex" xmlns:w16cid="http://schemas.microsoft.com/office/word/2016/wordml/cid" xmlns:w16="http://schemas.microsoft.com/office/word/2018/wordml" xmlns:w16du="http://schemas.microsoft.com/office/word/2023/wordml/word16du" xmlns:w16sdtdh="http://schemas.microsoft.com/office/word/2020/wordml/sdtdatahash" xmlns:w16sdtfl="http://schemas.microsoft.com/office/word/2024/wordml/sdtformatlock" xmlns:w16se="http://schemas.microsoft.com/office/word/2015/wordml/symex" xmlns:wpg="http://schemas.microsoft.com/office/word/2010/wordprocessingGroup" xmlns:wpi="http://schemas.microsoft.com/office/word/2010/wordprocessingInk" xmlns:wne="http://schemas.microsoft.com/office/word/2006/wordml" xmlns:wps="http://schemas.microsoft.com/office/word/2010/wordprocessingShape" mc:Ignorable="w14 w15 w16se w16cid w16 w16cex w16sdtdh w16sdtfl w16du wp14">
   <w:footnote w:type="separator" w:id="-1">
     <w:p>
       <w:pPr>
@@ -414,7 +376,7 @@
 </file>
 
 <file path=word/header1.xml><?xml version="1.0" encoding="utf-8"?>
-<w:hdr xmlns:wpc="http://schemas.microsoft.com/office/word/2010/wordprocessingCanvas" xmlns:cx="http://schemas.microsoft.com/office/drawing/2014/chartex" xmlns:cx1="http://schemas.microsoft.com/office/drawing/2015/9/8/chartex" xmlns:cx2="http://schemas.microsoft.com/office/drawing/2015/10/21/chartex" xmlns:cx3="http://schemas.microsoft.com/office/drawing/2016/5/9/chartex" xmlns:cx4="http://schemas.microsoft.com/office/drawing/2016/5/10/chartex" xmlns:cx5="http://schemas.microsoft.com/office/drawing/2016/5/11/chartex" xmlns:cx6="http://schemas.microsoft.com/office/drawing/2016/5/12/chartex" xmlns:cx7="http://schemas.microsoft.com/office/drawing/2016/5/13/chartex" xmlns:cx8="http://schemas.microsoft.com/office/drawing/2016/5/14/chartex" xmlns:mc="http://schemas.openxmlformats.org/markup-compatibility/2006" xmlns:aink="http://schemas.microsoft.com/office/drawing/2016/ink" xmlns:am3d="http://schemas.microsoft.com/office/drawing/2017/model3d" xmlns:o="urn:schemas-microsoft-com:office:office" xmlns:oel="http://schemas.microsoft.com/office/2019/extlst" xmlns:r="http://schemas.openxmlformats.org/officeDocument/2006/relationships" xmlns:m="http://schemas.openxmlformats.org/officeDocument/2006/math" xmlns:v="urn:schemas-microsoft-com:vml" xmlns:wp14="http://schemas.microsoft.com/office/word/2010/wordprocessingDrawing" xmlns:wp="http://schemas.openxmlformats.org/drawingml/2006/wordprocessingDrawing" xmlns:w10="urn:schemas-microsoft-com:office:word" xmlns:w="http://schemas.openxmlformats.org/wordprocessingml/2006/main" xmlns:w14="http://schemas.microsoft.com/office/word/2010/wordml" xmlns:w15="http://schemas.microsoft.com/office/word/2012/wordml" xmlns:w16cex="http://schemas.microsoft.com/office/word/2018/wordml/cex" xmlns:w16cid="http://schemas.microsoft.com/office/word/2016/wordml/cid" xmlns:w16="http://schemas.microsoft.com/office/word/2018/wordml" xmlns:w16sdtdh="http://schemas.microsoft.com/office/word/2020/wordml/sdtdatahash" xmlns:w16se="http://schemas.microsoft.com/office/word/2015/wordml/symex" xmlns:wpg="http://schemas.microsoft.com/office/word/2010/wordprocessingGroup" xmlns:wpi="http://schemas.microsoft.com/office/word/2010/wordprocessingInk" xmlns:wne="http://schemas.microsoft.com/office/word/2006/wordml" xmlns:wps="http://schemas.microsoft.com/office/word/2010/wordprocessingShape" mc:Ignorable="w14 w15 w16se w16cid w16 w16cex w16sdtdh wp14">
+<w:hdr xmlns:wpc="http://schemas.microsoft.com/office/word/2010/wordprocessingCanvas" xmlns:cx="http://schemas.microsoft.com/office/drawing/2014/chartex" xmlns:cx1="http://schemas.microsoft.com/office/drawing/2015/9/8/chartex" xmlns:cx2="http://schemas.microsoft.com/office/drawing/2015/10/21/chartex" xmlns:cx3="http://schemas.microsoft.com/office/drawing/2016/5/9/chartex" xmlns:cx4="http://schemas.microsoft.com/office/drawing/2016/5/10/chartex" xmlns:cx5="http://schemas.microsoft.com/office/drawing/2016/5/11/chartex" xmlns:cx6="http://schemas.microsoft.com/office/drawing/2016/5/12/chartex" xmlns:cx7="http://schemas.microsoft.com/office/drawing/2016/5/13/chartex" xmlns:cx8="http://schemas.microsoft.com/office/drawing/2016/5/14/chartex" xmlns:mc="http://schemas.openxmlformats.org/markup-compatibility/2006" xmlns:aink="http://schemas.microsoft.com/office/drawing/2016/ink" xmlns:am3d="http://schemas.microsoft.com/office/drawing/2017/model3d" xmlns:o="urn:schemas-microsoft-com:office:office" xmlns:oel="http://schemas.microsoft.com/office/2019/extlst" xmlns:r="http://schemas.openxmlformats.org/officeDocument/2006/relationships" xmlns:m="http://schemas.openxmlformats.org/officeDocument/2006/math" xmlns:v="urn:schemas-microsoft-com:vml" xmlns:wp14="http://schemas.microsoft.com/office/word/2010/wordprocessingDrawing" xmlns:wp="http://schemas.openxmlformats.org/drawingml/2006/wordprocessingDrawing" xmlns:w10="urn:schemas-microsoft-com:office:word" xmlns:w="http://schemas.openxmlformats.org/wordprocessingml/2006/main" xmlns:w14="http://schemas.microsoft.com/office/word/2010/wordml" xmlns:w15="http://schemas.microsoft.com/office/word/2012/wordml" xmlns:w16cex="http://schemas.microsoft.com/office/word/2018/wordml/cex" xmlns:w16cid="http://schemas.microsoft.com/office/word/2016/wordml/cid" xmlns:w16="http://schemas.microsoft.com/office/word/2018/wordml" xmlns:w16du="http://schemas.microsoft.com/office/word/2023/wordml/word16du" xmlns:w16sdtdh="http://schemas.microsoft.com/office/word/2020/wordml/sdtdatahash" xmlns:w16sdtfl="http://schemas.microsoft.com/office/word/2024/wordml/sdtformatlock" xmlns:w16se="http://schemas.microsoft.com/office/word/2015/wordml/symex" xmlns:wpg="http://schemas.microsoft.com/office/word/2010/wordprocessingGroup" xmlns:wpi="http://schemas.microsoft.com/office/word/2010/wordprocessingInk" xmlns:wne="http://schemas.microsoft.com/office/word/2006/wordml" xmlns:wps="http://schemas.microsoft.com/office/word/2010/wordprocessingShape" mc:Ignorable="w14 w15 w16se w16cid w16 w16cex w16sdtdh w16sdtfl w16du wp14">
   <w:p>
     <w:pPr>
       <w:pStyle w:val="Header"/>
@@ -424,7 +386,7 @@
 </file>
 
 <file path=word/header2.xml><?xml version="1.0" encoding="utf-8"?>
-<w:hdr xmlns:wpc="http://schemas.microsoft.com/office/word/2010/wordprocessingCanvas" xmlns:cx="http://schemas.microsoft.com/office/drawing/2014/chartex" xmlns:cx1="http://schemas.microsoft.com/office/drawing/2015/9/8/chartex" xmlns:cx2="http://schemas.microsoft.com/office/drawing/2015/10/21/chartex" xmlns:cx3="http://schemas.microsoft.com/office/drawing/2016/5/9/chartex" xmlns:cx4="http://schemas.microsoft.com/office/drawing/2016/5/10/chartex" xmlns:cx5="http://schemas.microsoft.com/office/drawing/2016/5/11/chartex" xmlns:cx6="http://schemas.microsoft.com/office/drawing/2016/5/12/chartex" xmlns:cx7="http://schemas.microsoft.com/office/drawing/2016/5/13/chartex" xmlns:cx8="http://schemas.microsoft.com/office/drawing/2016/5/14/chartex" xmlns:mc="http://schemas.openxmlformats.org/markup-compatibility/2006" xmlns:aink="http://schemas.microsoft.com/office/drawing/2016/ink" xmlns:am3d="http://schemas.microsoft.com/office/drawing/2017/model3d" xmlns:o="urn:schemas-microsoft-com:office:office" xmlns:oel="http://schemas.microsoft.com/office/2019/extlst" xmlns:r="http://schemas.openxmlformats.org/officeDocument/2006/relationships" xmlns:m="http://schemas.openxmlformats.org/officeDocument/2006/math" xmlns:v="urn:schemas-microsoft-com:vml" xmlns:wp14="http://schemas.microsoft.com/office/word/2010/wordprocessingDrawing" xmlns:wp="http://schemas.openxmlformats.org/drawingml/2006/wordprocessingDrawing" xmlns:w10="urn:schemas-microsoft-com:office:word" xmlns:w="http://schemas.openxmlformats.org/wordprocessingml/2006/main" xmlns:w14="http://schemas.microsoft.com/office/word/2010/wordml" xmlns:w15="http://schemas.microsoft.com/office/word/2012/wordml" xmlns:w16cex="http://schemas.microsoft.com/office/word/2018/wordml/cex" xmlns:w16cid="http://schemas.microsoft.com/office/word/2016/wordml/cid" xmlns:w16="http://schemas.microsoft.com/office/word/2018/wordml" xmlns:w16sdtdh="http://schemas.microsoft.com/office/word/2020/wordml/sdtdatahash" xmlns:w16se="http://schemas.microsoft.com/office/word/2015/wordml/symex" xmlns:wpg="http://schemas.microsoft.com/office/word/2010/wordprocessingGroup" xmlns:wpi="http://schemas.microsoft.com/office/word/2010/wordprocessingInk" xmlns:wne="http://schemas.microsoft.com/office/word/2006/wordml" xmlns:wps="http://schemas.microsoft.com/office/word/2010/wordprocessingShape" mc:Ignorable="w14 w15 w16se w16cid w16 w16cex w16sdtdh wp14">
+<w:hdr xmlns:wpc="http://schemas.microsoft.com/office/word/2010/wordprocessingCanvas" xmlns:cx="http://schemas.microsoft.com/office/drawing/2014/chartex" xmlns:cx1="http://schemas.microsoft.com/office/drawing/2015/9/8/chartex" xmlns:cx2="http://schemas.microsoft.com/office/drawing/2015/10/21/chartex" xmlns:cx3="http://schemas.microsoft.com/office/drawing/2016/5/9/chartex" xmlns:cx4="http://schemas.microsoft.com/office/drawing/2016/5/10/chartex" xmlns:cx5="http://schemas.microsoft.com/office/drawing/2016/5/11/chartex" xmlns:cx6="http://schemas.microsoft.com/office/drawing/2016/5/12/chartex" xmlns:cx7="http://schemas.microsoft.com/office/drawing/2016/5/13/chartex" xmlns:cx8="http://schemas.microsoft.com/office/drawing/2016/5/14/chartex" xmlns:mc="http://schemas.openxmlformats.org/markup-compatibility/2006" xmlns:aink="http://schemas.microsoft.com/office/drawing/2016/ink" xmlns:am3d="http://schemas.microsoft.com/office/drawing/2017/model3d" xmlns:o="urn:schemas-microsoft-com:office:office" xmlns:oel="http://schemas.microsoft.com/office/2019/extlst" xmlns:r="http://schemas.openxmlformats.org/officeDocument/2006/relationships" xmlns:m="http://schemas.openxmlformats.org/officeDocument/2006/math" xmlns:v="urn:schemas-microsoft-com:vml" xmlns:wp14="http://schemas.microsoft.com/office/word/2010/wordprocessingDrawing" xmlns:wp="http://schemas.openxmlformats.org/drawingml/2006/wordprocessingDrawing" xmlns:w10="urn:schemas-microsoft-com:office:word" xmlns:w="http://schemas.openxmlformats.org/wordprocessingml/2006/main" xmlns:w14="http://schemas.microsoft.com/office/word/2010/wordml" xmlns:w15="http://schemas.microsoft.com/office/word/2012/wordml" xmlns:w16cex="http://schemas.microsoft.com/office/word/2018/wordml/cex" xmlns:w16cid="http://schemas.microsoft.com/office/word/2016/wordml/cid" xmlns:w16="http://schemas.microsoft.com/office/word/2018/wordml" xmlns:w16du="http://schemas.microsoft.com/office/word/2023/wordml/word16du" xmlns:w16sdtdh="http://schemas.microsoft.com/office/word/2020/wordml/sdtdatahash" xmlns:w16sdtfl="http://schemas.microsoft.com/office/word/2024/wordml/sdtformatlock" xmlns:w16se="http://schemas.microsoft.com/office/word/2015/wordml/symex" xmlns:wpg="http://schemas.microsoft.com/office/word/2010/wordprocessingGroup" xmlns:wpi="http://schemas.microsoft.com/office/word/2010/wordprocessingInk" xmlns:wne="http://schemas.microsoft.com/office/word/2006/wordml" xmlns:wps="http://schemas.microsoft.com/office/word/2010/wordprocessingShape" mc:Ignorable="w14 w15 w16se w16cid w16 w16cex w16sdtdh w16sdtfl w16du wp14">
   <w:p>
     <w:pPr>
       <w:pStyle w:val="Header"/>
@@ -435,7 +397,7 @@
 </file>
 
 <file path=word/header3.xml><?xml version="1.0" encoding="utf-8"?>
-<w:hdr xmlns:wpc="http://schemas.microsoft.com/office/word/2010/wordprocessingCanvas" xmlns:cx="http://schemas.microsoft.com/office/drawing/2014/chartex" xmlns:cx1="http://schemas.microsoft.com/office/drawing/2015/9/8/chartex" xmlns:cx2="http://schemas.microsoft.com/office/drawing/2015/10/21/chartex" xmlns:cx3="http://schemas.microsoft.com/office/drawing/2016/5/9/chartex" xmlns:cx4="http://schemas.microsoft.com/office/drawing/2016/5/10/chartex" xmlns:cx5="http://schemas.microsoft.com/office/drawing/2016/5/11/chartex" xmlns:cx6="http://schemas.microsoft.com/office/drawing/2016/5/12/chartex" xmlns:cx7="http://schemas.microsoft.com/office/drawing/2016/5/13/chartex" xmlns:cx8="http://schemas.microsoft.com/office/drawing/2016/5/14/chartex" xmlns:mc="http://schemas.openxmlformats.org/markup-compatibility/2006" xmlns:aink="http://schemas.microsoft.com/office/drawing/2016/ink" xmlns:am3d="http://schemas.microsoft.com/office/drawing/2017/model3d" xmlns:o="urn:schemas-microsoft-com:office:office" xmlns:oel="http://schemas.microsoft.com/office/2019/extlst" xmlns:r="http://schemas.openxmlformats.org/officeDocument/2006/relationships" xmlns:m="http://schemas.openxmlformats.org/officeDocument/2006/math" xmlns:v="urn:schemas-microsoft-com:vml" xmlns:wp14="http://schemas.microsoft.com/office/word/2010/wordprocessingDrawing" xmlns:wp="http://schemas.openxmlformats.org/drawingml/2006/wordprocessingDrawing" xmlns:w10="urn:schemas-microsoft-com:office:word" xmlns:w="http://schemas.openxmlformats.org/wordprocessingml/2006/main" xmlns:w14="http://schemas.microsoft.com/office/word/2010/wordml" xmlns:w15="http://schemas.microsoft.com/office/word/2012/wordml" xmlns:w16cex="http://schemas.microsoft.com/office/word/2018/wordml/cex" xmlns:w16cid="http://schemas.microsoft.com/office/word/2016/wordml/cid" xmlns:w16="http://schemas.microsoft.com/office/word/2018/wordml" xmlns:w16sdtdh="http://schemas.microsoft.com/office/word/2020/wordml/sdtdatahash" xmlns:w16se="http://schemas.microsoft.com/office/word/2015/wordml/symex" xmlns:wpg="http://schemas.microsoft.com/office/word/2010/wordprocessingGroup" xmlns:wpi="http://schemas.microsoft.com/office/word/2010/wordprocessingInk" xmlns:wne="http://schemas.microsoft.com/office/word/2006/wordml" xmlns:wps="http://schemas.microsoft.com/office/word/2010/wordprocessingShape" mc:Ignorable="w14 w15 w16se w16cid w16 w16cex w16sdtdh wp14">
+<w:hdr xmlns:wpc="http://schemas.microsoft.com/office/word/2010/wordprocessingCanvas" xmlns:cx="http://schemas.microsoft.com/office/drawing/2014/chartex" xmlns:cx1="http://schemas.microsoft.com/office/drawing/2015/9/8/chartex" xmlns:cx2="http://schemas.microsoft.com/office/drawing/2015/10/21/chartex" xmlns:cx3="http://schemas.microsoft.com/office/drawing/2016/5/9/chartex" xmlns:cx4="http://schemas.microsoft.com/office/drawing/2016/5/10/chartex" xmlns:cx5="http://schemas.microsoft.com/office/drawing/2016/5/11/chartex" xmlns:cx6="http://schemas.microsoft.com/office/drawing/2016/5/12/chartex" xmlns:cx7="http://schemas.microsoft.com/office/drawing/2016/5/13/chartex" xmlns:cx8="http://schemas.microsoft.com/office/drawing/2016/5/14/chartex" xmlns:mc="http://schemas.openxmlformats.org/markup-compatibility/2006" xmlns:aink="http://schemas.microsoft.com/office/drawing/2016/ink" xmlns:am3d="http://schemas.microsoft.com/office/drawing/2017/model3d" xmlns:o="urn:schemas-microsoft-com:office:office" xmlns:oel="http://schemas.microsoft.com/office/2019/extlst" xmlns:r="http://schemas.openxmlformats.org/officeDocument/2006/relationships" xmlns:m="http://schemas.openxmlformats.org/officeDocument/2006/math" xmlns:v="urn:schemas-microsoft-com:vml" xmlns:wp14="http://schemas.microsoft.com/office/word/2010/wordprocessingDrawing" xmlns:wp="http://schemas.openxmlformats.org/drawingml/2006/wordprocessingDrawing" xmlns:w10="urn:schemas-microsoft-com:office:word" xmlns:w="http://schemas.openxmlformats.org/wordprocessingml/2006/main" xmlns:w14="http://schemas.microsoft.com/office/word/2010/wordml" xmlns:w15="http://schemas.microsoft.com/office/word/2012/wordml" xmlns:w16cex="http://schemas.microsoft.com/office/word/2018/wordml/cex" xmlns:w16cid="http://schemas.microsoft.com/office/word/2016/wordml/cid" xmlns:w16="http://schemas.microsoft.com/office/word/2018/wordml" xmlns:w16du="http://schemas.microsoft.com/office/word/2023/wordml/word16du" xmlns:w16sdtdh="http://schemas.microsoft.com/office/word/2020/wordml/sdtdatahash" xmlns:w16sdtfl="http://schemas.microsoft.com/office/word/2024/wordml/sdtformatlock" xmlns:w16se="http://schemas.microsoft.com/office/word/2015/wordml/symex" xmlns:wpg="http://schemas.microsoft.com/office/word/2010/wordprocessingGroup" xmlns:wpi="http://schemas.microsoft.com/office/word/2010/wordprocessingInk" xmlns:wne="http://schemas.microsoft.com/office/word/2006/wordml" xmlns:wps="http://schemas.microsoft.com/office/word/2010/wordprocessingShape" mc:Ignorable="w14 w15 w16se w16cid w16 w16cex w16sdtdh w16sdtfl w16du wp14">
   <w:p>
     <w:pPr>
       <w:pStyle w:val="Header"/>
@@ -444,7 +406,7 @@
     <w:r>
       <w:tab/>
       <w:tab/>
-      <w:t>2026-06-17</w:t>
+      <w:t>2026-06-18</w:t>
       <w:br/>
       <w:br/>
     </w:r>
@@ -457,7 +419,7 @@
 </file>
 
 <file path=word/numbering.xml><?xml version="1.0" encoding="utf-8"?>
-<w:numbering xmlns:wpc="http://schemas.microsoft.com/office/word/2010/wordprocessingCanvas" xmlns:cx="http://schemas.microsoft.com/office/drawing/2014/chartex" xmlns:cx1="http://schemas.microsoft.com/office/drawing/2015/9/8/chartex" xmlns:cx2="http://schemas.microsoft.com/office/drawing/2015/10/21/chartex" xmlns:cx3="http://schemas.microsoft.com/office/drawing/2016/5/9/chartex" xmlns:cx4="http://schemas.microsoft.com/office/drawing/2016/5/10/chartex" xmlns:cx5="http://schemas.microsoft.com/office/drawing/2016/5/11/chartex" xmlns:cx6="http://schemas.microsoft.com/office/drawing/2016/5/12/chartex" xmlns:cx7="http://schemas.microsoft.com/office/drawing/2016/5/13/chartex" xmlns:cx8="http://schemas.microsoft.com/office/drawing/2016/5/14/chartex" xmlns:mc="http://schemas.openxmlformats.org/markup-compatibility/2006" xmlns:aink="http://schemas.microsoft.com/office/drawing/2016/ink" xmlns:am3d="http://schemas.microsoft.com/office/drawing/2017/model3d" xmlns:o="urn:schemas-microsoft-com:office:office" xmlns:oel="http://schemas.microsoft.com/office/2019/extlst" xmlns:r="http://schemas.openxmlformats.org/officeDocument/2006/relationships" xmlns:m="http://schemas.openxmlformats.org/officeDocument/2006/math" xmlns:v="urn:schemas-microsoft-com:vml" xmlns:wp14="http://schemas.microsoft.com/office/word/2010/wordprocessingDrawing" xmlns:wp="http://schemas.openxmlformats.org/drawingml/2006/wordprocessingDrawing" xmlns:w10="urn:schemas-microsoft-com:office:word" xmlns:w="http://schemas.openxmlformats.org/wordprocessingml/2006/main" xmlns:w14="http://schemas.microsoft.com/office/word/2010/wordml" xmlns:w15="http://schemas.microsoft.com/office/word/2012/wordml" xmlns:w16cex="http://schemas.microsoft.com/office/word/2018/wordml/cex" xmlns:w16cid="http://schemas.microsoft.com/office/word/2016/wordml/cid" xmlns:w16="http://schemas.microsoft.com/office/word/2018/wordml" xmlns:w16sdtdh="http://schemas.microsoft.com/office/word/2020/wordml/sdtdatahash" xmlns:w16se="http://schemas.microsoft.com/office/word/2015/wordml/symex" xmlns:wpg="http://schemas.microsoft.com/office/word/2010/wordprocessingGroup" xmlns:wpi="http://schemas.microsoft.com/office/word/2010/wordprocessingInk" xmlns:wne="http://schemas.microsoft.com/office/word/2006/wordml" xmlns:wps="http://schemas.microsoft.com/office/word/2010/wordprocessingShape" mc:Ignorable="w14 w15 w16se w16cid w16 w16cex w16sdtdh wp14">
+<w:numbering xmlns:wpc="http://schemas.microsoft.com/office/word/2010/wordprocessingCanvas" xmlns:cx="http://schemas.microsoft.com/office/drawing/2014/chartex" xmlns:cx1="http://schemas.microsoft.com/office/drawing/2015/9/8/chartex" xmlns:cx2="http://schemas.microsoft.com/office/drawing/2015/10/21/chartex" xmlns:cx3="http://schemas.microsoft.com/office/drawing/2016/5/9/chartex" xmlns:cx4="http://schemas.microsoft.com/office/drawing/2016/5/10/chartex" xmlns:cx5="http://schemas.microsoft.com/office/drawing/2016/5/11/chartex" xmlns:cx6="http://schemas.microsoft.com/office/drawing/2016/5/12/chartex" xmlns:cx7="http://schemas.microsoft.com/office/drawing/2016/5/13/chartex" xmlns:cx8="http://schemas.microsoft.com/office/drawing/2016/5/14/chartex" xmlns:mc="http://schemas.openxmlformats.org/markup-compatibility/2006" xmlns:aink="http://schemas.microsoft.com/office/drawing/2016/ink" xmlns:am3d="http://schemas.microsoft.com/office/drawing/2017/model3d" xmlns:o="urn:schemas-microsoft-com:office:office" xmlns:oel="http://schemas.microsoft.com/office/2019/extlst" xmlns:r="http://schemas.openxmlformats.org/officeDocument/2006/relationships" xmlns:m="http://schemas.openxmlformats.org/officeDocument/2006/math" xmlns:v="urn:schemas-microsoft-com:vml" xmlns:wp14="http://schemas.microsoft.com/office/word/2010/wordprocessingDrawing" xmlns:wp="http://schemas.openxmlformats.org/drawingml/2006/wordprocessingDrawing" xmlns:w10="urn:schemas-microsoft-com:office:word" xmlns:w="http://schemas.openxmlformats.org/wordprocessingml/2006/main" xmlns:w14="http://schemas.microsoft.com/office/word/2010/wordml" xmlns:w15="http://schemas.microsoft.com/office/word/2012/wordml" xmlns:w16cex="http://schemas.microsoft.com/office/word/2018/wordml/cex" xmlns:w16cid="http://schemas.microsoft.com/office/word/2016/wordml/cid" xmlns:w16="http://schemas.microsoft.com/office/word/2018/wordml" xmlns:w16du="http://schemas.microsoft.com/office/word/2023/wordml/word16du" xmlns:w16sdtdh="http://schemas.microsoft.com/office/word/2020/wordml/sdtdatahash" xmlns:w16sdtfl="http://schemas.microsoft.com/office/word/2024/wordml/sdtformatlock" xmlns:w16se="http://schemas.microsoft.com/office/word/2015/wordml/symex" xmlns:wpg="http://schemas.microsoft.com/office/word/2010/wordprocessingGroup" xmlns:wpi="http://schemas.microsoft.com/office/word/2010/wordprocessingInk" xmlns:wne="http://schemas.microsoft.com/office/word/2006/wordml" xmlns:wps="http://schemas.microsoft.com/office/word/2010/wordprocessingShape" mc:Ignorable="w14 w15 w16se w16cid w16 w16cex w16sdtdh w16sdtfl w16du wp14">
   <w:abstractNum w:abstractNumId="0" w15:restartNumberingAfterBreak="0">
     <w:nsid w:val="FFFFFF7C"/>
     <w:multiLevelType w:val="singleLevel"/>
@@ -660,7 +622,7 @@
 </file>
 
 <file path=word/styles.xml><?xml version="1.0" encoding="utf-8"?>
-<w:styles xmlns:mc="http://schemas.openxmlformats.org/markup-compatibility/2006" xmlns:r="http://schemas.openxmlformats.org/officeDocument/2006/relationships" xmlns:w="http://schemas.openxmlformats.org/wordprocessingml/2006/main" xmlns:w14="http://schemas.microsoft.com/office/word/2010/wordml" xmlns:w15="http://schemas.microsoft.com/office/word/2012/wordml" xmlns:w16cex="http://schemas.microsoft.com/office/word/2018/wordml/cex" xmlns:w16cid="http://schemas.microsoft.com/office/word/2016/wordml/cid" xmlns:w16="http://schemas.microsoft.com/office/word/2018/wordml" xmlns:w16sdtdh="http://schemas.microsoft.com/office/word/2020/wordml/sdtdatahash" xmlns:w16se="http://schemas.microsoft.com/office/word/2015/wordml/symex" mc:Ignorable="w14 w15 w16se w16cid w16 w16cex w16sdtdh">
+<w:styles xmlns:mc="http://schemas.openxmlformats.org/markup-compatibility/2006" xmlns:r="http://schemas.openxmlformats.org/officeDocument/2006/relationships" xmlns:w="http://schemas.openxmlformats.org/wordprocessingml/2006/main" xmlns:w14="http://schemas.microsoft.com/office/word/2010/wordml" xmlns:w15="http://schemas.microsoft.com/office/word/2012/wordml" xmlns:w16cex="http://schemas.microsoft.com/office/word/2018/wordml/cex" xmlns:w16cid="http://schemas.microsoft.com/office/word/2016/wordml/cid" xmlns:w16="http://schemas.microsoft.com/office/word/2018/wordml" xmlns:w16du="http://schemas.microsoft.com/office/word/2023/wordml/word16du" xmlns:w16sdtdh="http://schemas.microsoft.com/office/word/2020/wordml/sdtdatahash" xmlns:w16sdtfl="http://schemas.microsoft.com/office/word/2024/wordml/sdtformatlock" xmlns:w16se="http://schemas.microsoft.com/office/word/2015/wordml/symex" mc:Ignorable="w14 w15 w16se w16cid w16 w16cex w16sdtdh w16sdtfl w16du">
   <w:docDefaults>
     <w:rPrDefault>
       <w:rPr>
@@ -1418,7 +1380,7 @@
     <w:link w:val="TitleChar"/>
     <w:uiPriority w:val="10"/>
     <w:qFormat/>
-    <w:rsid w:val="007106C8"/>
+    <w:rsid w:val="00E854FA"/>
     <w:pPr>
       <w:spacing w:after="300" w:line="240" w:lineRule="auto"/>
       <w:contextualSpacing/>
@@ -1428,7 +1390,7 @@
       <w:rFonts w:eastAsiaTheme="majorEastAsia" w:cstheme="majorBidi"/>
       <w:spacing w:val="5"/>
       <w:kern w:val="28"/>
-      <w:sz w:val="52"/>
+      <w:sz w:val="40"/>
       <w:szCs w:val="52"/>
       <w:lang w:val="sv-SE" w:eastAsia="en-US" w:bidi="ar-SA"/>
     </w:rPr>
@@ -1438,12 +1400,12 @@
     <w:basedOn w:val="DefaultParagraphFont"/>
     <w:link w:val="Title"/>
     <w:uiPriority w:val="10"/>
-    <w:rsid w:val="007106C8"/>
+    <w:rsid w:val="00E854FA"/>
     <w:rPr>
       <w:rFonts w:ascii="Times New Roman" w:eastAsiaTheme="majorEastAsia" w:hAnsi="Times New Roman" w:cstheme="majorBidi"/>
       <w:spacing w:val="5"/>
       <w:kern w:val="28"/>
-      <w:sz w:val="52"/>
+      <w:sz w:val="40"/>
       <w:szCs w:val="52"/>
       <w:lang w:val="sv-SE" w:eastAsia="en-US" w:bidi="ar-SA"/>
     </w:rPr>

--- a/tillsyn/A 7495-2026 tillsynsbegäran.docx
+++ b/tillsyn/A 7495-2026 tillsynsbegäran.docx
@@ -406,7 +406,7 @@
     <w:r>
       <w:tab/>
       <w:tab/>
-      <w:t>2026-06-18</w:t>
+      <w:t>2026-06-19</w:t>
       <w:br/>
       <w:br/>
     </w:r>

--- a/tillsyn/A 7495-2026 tillsynsbegäran.docx
+++ b/tillsyn/A 7495-2026 tillsynsbegäran.docx
@@ -406,7 +406,7 @@
     <w:r>
       <w:tab/>
       <w:tab/>
-      <w:t>2026-06-19</w:t>
+      <w:t>2026-06-20</w:t>
       <w:br/>
       <w:br/>
     </w:r>

--- a/tillsyn/A 7495-2026 tillsynsbegäran.docx
+++ b/tillsyn/A 7495-2026 tillsynsbegäran.docx
@@ -12,10 +12,7 @@
     </w:p>
     <w:p>
       <w:r>
-        <w:t>Detta dokument behandlar höga naturvärden i avverkningsanmälan A 7495-2026 i Överkalix kommun som inkom 2026-02-06 och omfattar 11,6 ha.</w:t>
-      </w:r>
-      <w:r>
-        <w:t xml:space="preserve"> I Figur 1 visas fyndplatser för naturvårdsarter i området, som finns registrerade på Artportalen.</w:t>
+        <w:t>Denna tillsynsbegäran behandlar höga naturvärden i avverkningsanmälan A 7495-2026 i Överkalix kommun som inkom 2026-02-06 och omfattar 11,6 ha.</w:t>
       </w:r>
     </w:p>
     <w:p>
@@ -63,7 +60,20 @@
         <w:spacing w:after="240"/>
       </w:pPr>
       <w:r>
-        <w:t>Figur 1. Fyndplatser för naturvårdsarter i och inom 14 meter från avverkningsanmälan (röd linje). Inom parentes anges rödlistekategorier, S för signalarter, Tför typiska arter och fridlysningsparagrafer i artskyddsförordningen.Markörer utan svart kant är placerade på fyndplatsen. Markörer med svart kant är placerade vid sidan av fyndplatsen och har ett svart streck som visar fyndplatsens exakta position. Kartans mittpunktskoordinat är N 7393312, E 833254 i SWEREF 99 TM.</w:t>
+        <w:t>Figur 1. Fyndplatser för naturvårdsarter i och inom 14 meter från avverkningsanmälan. Markörer utan svart kant är placerade på fyndplatsen. Markörer med svart kant är placerade vid sidan av fyndplatsen har ett svart streck som visar fyndplatsens exakta position. Kartans mittpunktskoordinat är N 7393312, E 833254 i SWEREF 99 TM.</w:t>
+      </w:r>
+    </w:p>
+    <w:p>
+      <w:r>
+        <w:t>I och inom 14 meter från avverkningsanmälan finns fynd av 13 naturvårdsarter, varav 13 är rödlistade och 4 är typiska (T): goliatmusseron (VU, T), lakritsmusseron (VU, T), skrovlig taggsvamp (VU), smalfotad taggsvamp (VU), tallgråticka (VU), tallmusseron (VU), torrmusseron (VU), blå taggsvamp (NT, T), orange taggsvamp (NT, T), skarp dropptaggsvamp (NT), tallriska (NT), talltaggsvamp (NT) och vaxspindling (NT). Se Figur 1.</w:t>
+      </w:r>
+    </w:p>
+    <w:p>
+      <w:pPr>
+        <w:pStyle w:val="Heading1"/>
+      </w:pPr>
+      <w:r>
+        <w:t>Tillsynsbegäran</w:t>
       </w:r>
     </w:p>
     <w:p>
@@ -77,46 +87,16 @@
       </w:r>
     </w:p>
     <w:p>
-      <w:r>
-        <w:t>Nedan beskrivs fynd av naturvårdsarter som gjorts i det avverkningsanmälda området.</w:t>
-      </w:r>
-    </w:p>
-    <w:p>
       <w:pPr>
         <w:pStyle w:val="Heading1"/>
       </w:pPr>
       <w:r>
-        <w:t>Naturvårdsarter</w:t>
+        <w:t>Naturvårdsarter och fridlysta arter</w:t>
       </w:r>
     </w:p>
     <w:p>
       <w:r>
-        <w:t>I och inom 14 meter från avverkningsanmälan har följande 13 naturvårdsarter hittats: goliatmusseron (VU, T), lakritsmusseron (VU, T), skrovlig taggsvamp (VU), smalfotad taggsvamp (VU), tallgråticka (VU), tallmusseron (VU), torrmusseron (VU), blå taggsvamp (NT, T), orange taggsvamp (NT, T), skarp dropptaggsvamp (NT), tallriska (NT), talltaggsvamp (NT) och vaxspindling (NT). Av dessa är 13 rödlistade. För rödlistade arter har rödlistekategorin angivits inom parentes. Typiska arter inom Natura 2000 som är kopplade till skogsekosystem har markerats med (T).</w:t>
-      </w:r>
-    </w:p>
-    <w:p>
-      <w:r>
-        <w:t>De påträffade naturvårdsarterna är ett tydligt kvitto på att det rör sig om en skog med höga naturvärden.</w:t>
-      </w:r>
-    </w:p>
-    <w:p>
-      <w:r>
-        <w:rPr>
-          <w:b/>
-        </w:rPr>
-        <w:t xml:space="preserve">Blå taggsvamp (NT) </w:t>
-      </w:r>
-      <w:r>
-        <w:t xml:space="preserve">är en karaktärsart i såväl örtrika kalkbarrskogar som i torra sandtallskogar där det föreligger gammal skog med långvarig trädkontinuitet. Är sällsynt och mycket kravfull i södra och mellersta Sverige. Den hotas främst av skogsavverkning och tycks försvinna efter slutavverkning, markberedning och plantering. I kalkgranskogar verkar arten vara mycket känslig. Granskogar med arten bör formellt skydddas. Blå taggsvamp (NT) är typisk art för </w:t>
-      </w:r>
-      <w:r>
-        <w:rPr>
-          <w:i/>
-        </w:rPr>
-        <w:t>9010 Taiga</w:t>
-      </w:r>
-      <w:r>
-        <w:t xml:space="preserve"> (SLU Artdatabanken, 2024; Nitare &amp; Skogsstyrelsen, 2019).</w:t>
+        <w:t>Nedan följer beskrivningar av de naturvårdsarter och fridlysta arter som har sina livsmiljöer och växtplatser i den avverkningsanmälda skogen. De påträffade naturvårdsarterna är ett tydligt kvitto på att det rör sig om en skog med höga naturvärden.</w:t>
       </w:r>
     </w:p>
     <w:p>
@@ -157,37 +137,6 @@
       </w:r>
       <w:r>
         <w:t xml:space="preserve"> (SLU Artdatabanken, 2024; Nitare &amp; Skogsstyrelsen, 2019; IUCN, 2015).</w:t>
-      </w:r>
-    </w:p>
-    <w:p>
-      <w:r>
-        <w:rPr>
-          <w:b/>
-        </w:rPr>
-        <w:t xml:space="preserve">Orange taggsvamp (NT) </w:t>
-      </w:r>
-      <w:r>
-        <w:t xml:space="preserve">bildar mykorrhiza med både gran och tall och den förekommer främst i äldre barrskogar med kontinuitetsskogskaraktär. Mest frekvent är den i äldre mossrik granskog, men då bara i skogar inom granens naturliga utbredningsområde och i bestånd med långvarig grankontinuitet. Den totala populationen i landet bedöms ha minskat kraftigt och fortsatt kommer att minska då arten är knuten till en produktiv skogsmiljö som successivt avverkas. Arten hotas främst av skogsavverkning och tycks försvinna efter slutavverkning, markberedning och plantering och det är inte känt att arten har återkommit i anlagd skog på tidigare kalmark. Orange taggsvamp är typisk art för </w:t>
-      </w:r>
-      <w:r>
-        <w:rPr>
-          <w:i/>
-        </w:rPr>
-        <w:t>9010 Taiga</w:t>
-      </w:r>
-      <w:r>
-        <w:t xml:space="preserve"> (SLU Artdatabanken, 2024).</w:t>
-      </w:r>
-    </w:p>
-    <w:p>
-      <w:r>
-        <w:rPr>
-          <w:b/>
-        </w:rPr>
-        <w:t xml:space="preserve">Skarp dropptaggsvamp (NT) </w:t>
-      </w:r>
-      <w:r>
-        <w:t>bildar mykorrhiza med både gran och tall, främst i barrskogar med trädkontinuitet. Arten uppträder dels i näringsrik kalkbarrskog och dels i sur lavtallskog. Kalkbarrskogarna är ofta grandominerade, olikåldriga och skiktade på frisk mark med ett örtrikt vegetationsskikt. Lavtallskogarna är i regel magra, torra, ljusöppna och ofta brandpräglade. Den totala populationen i landet har minskat och bedöms fortsätta minska till följd av avverkning av äldre barrskogar. Arten har begränsad förmåga att återetablera sig efter slutavverkning eller andra storskaliga skogsbruksåtgärder. Det saknas indikationer på att arten långsiktigt kan etablera eller reproducera sig i skogsbestånd som brukas med metoder som trakthyggesbruk, markberedning, gödsling eller föryngring med förädlat plantmaterial. Minskningstakten för den svenska populationen bedöms vara nära gränsvärdet för Sårbar (VU) (SLU Artdatabanken, 2026).</w:t>
       </w:r>
     </w:p>
     <w:p>
@@ -239,6 +188,68 @@
         <w:rPr>
           <w:b/>
         </w:rPr>
+        <w:t xml:space="preserve">Torrmusseron (VU) </w:t>
+      </w:r>
+      <w:r>
+        <w:t>bildar mykorrhiza med tall, huvudsakligen på sandig mark på magra äldre tallhedar med tunt fältskikt. Bara påträffad i äldre skog med naturskogskaraktär eller skogar som plock- eller dimensionsavverkats. Bedöms ha svårt att återetableras efter kalavverkning och slutavverkning, markberedning och gödsling bör ej förekomma på kända lokaler (SLU Artdatabanken, 2024).</w:t>
+      </w:r>
+    </w:p>
+    <w:p>
+      <w:r>
+        <w:rPr>
+          <w:b/>
+        </w:rPr>
+        <w:t xml:space="preserve">Blå taggsvamp (NT) </w:t>
+      </w:r>
+      <w:r>
+        <w:t xml:space="preserve">är en karaktärsart i såväl örtrika kalkbarrskogar som i torra sandtallskogar där det föreligger gammal skog med långvarig trädkontinuitet. Är sällsynt och mycket kravfull i södra och mellersta Sverige. Den hotas främst av skogsavverkning och tycks försvinna efter slutavverkning, markberedning och plantering. I kalkgranskogar verkar arten vara mycket känslig. Granskogar med arten bör formellt skydddas. Blå taggsvamp (NT) är typisk art för </w:t>
+      </w:r>
+      <w:r>
+        <w:rPr>
+          <w:i/>
+        </w:rPr>
+        <w:t>9010 Taiga</w:t>
+      </w:r>
+      <w:r>
+        <w:t xml:space="preserve"> (SLU Artdatabanken, 2024; Nitare &amp; Skogsstyrelsen, 2019).</w:t>
+      </w:r>
+    </w:p>
+    <w:p>
+      <w:r>
+        <w:rPr>
+          <w:b/>
+        </w:rPr>
+        <w:t xml:space="preserve">Orange taggsvamp (NT) </w:t>
+      </w:r>
+      <w:r>
+        <w:t xml:space="preserve">bildar mykorrhiza med både gran och tall och den förekommer främst i äldre barrskogar med kontinuitetsskogskaraktär. Mest frekvent är den i äldre mossrik granskog, men då bara i skogar inom granens naturliga utbredningsområde och i bestånd med långvarig grankontinuitet. Den totala populationen i landet bedöms ha minskat kraftigt och fortsatt kommer att minska då arten är knuten till en produktiv skogsmiljö som successivt avverkas. Arten hotas främst av skogsavverkning och tycks försvinna efter slutavverkning, markberedning och plantering och det är inte känt att arten har återkommit i anlagd skog på tidigare kalmark. Orange taggsvamp är typisk art för </w:t>
+      </w:r>
+      <w:r>
+        <w:rPr>
+          <w:i/>
+        </w:rPr>
+        <w:t>9010 Taiga</w:t>
+      </w:r>
+      <w:r>
+        <w:t xml:space="preserve"> (SLU Artdatabanken, 2024).</w:t>
+      </w:r>
+    </w:p>
+    <w:p>
+      <w:r>
+        <w:rPr>
+          <w:b/>
+        </w:rPr>
+        <w:t xml:space="preserve">Skarp dropptaggsvamp (NT) </w:t>
+      </w:r>
+      <w:r>
+        <w:t>bildar mykorrhiza med både gran och tall, främst i barrskogar med trädkontinuitet. Arten uppträder dels i näringsrik kalkbarrskog och dels i sur lavtallskog. Kalkbarrskogarna är ofta grandominerade, olikåldriga och skiktade på frisk mark med ett örtrikt vegetationsskikt. Lavtallskogarna är i regel magra, torra, ljusöppna och ofta brandpräglade. Den totala populationen i landet har minskat och bedöms fortsätta minska till följd av avverkning av äldre barrskogar. Arten har begränsad förmåga att återetablera sig efter slutavverkning eller andra storskaliga skogsbruksåtgärder. Det saknas indikationer på att arten långsiktigt kan etablera eller reproducera sig i skogsbestånd som brukas med metoder som trakthyggesbruk, markberedning, gödsling eller föryngring med förädlat plantmaterial. Minskningstakten för den svenska populationen bedöms vara nära gränsvärdet för Sårbar (VU) (SLU Artdatabanken, 2026).</w:t>
+      </w:r>
+    </w:p>
+    <w:p>
+      <w:r>
+        <w:rPr>
+          <w:b/>
+        </w:rPr>
         <w:t>Tallriska (NT)</w:t>
       </w:r>
       <w:r>
@@ -254,17 +265,6 @@
       </w:r>
       <w:r>
         <w:t>förekommer främst i tallnaturskogar eller tallskogar av kontinuitetsskogskaraktär där den bildar mykorrhiza med tall. Särskilt frekvent är den i sandtallskogar med inslag av gamla träd, t.ex. på grusåsar, stränder och sandhedar. Arten hotas främst av skogsavverkning och tycks försvinna efter slutavverkning, markberedning och plantering. Talltaggsvamp är globalt rödlistad som nära hotad (NT) vilket innebär att Sverige har ett internationellt ansvar för arten (IUCN, 2025; SLU Artdatabanken, 2024).</w:t>
-      </w:r>
-    </w:p>
-    <w:p>
-      <w:r>
-        <w:rPr>
-          <w:b/>
-        </w:rPr>
-        <w:t xml:space="preserve">Torrmusseron (VU) </w:t>
-      </w:r>
-      <w:r>
-        <w:t>bildar mykorrhiza med tall, huvudsakligen på sandig mark på magra äldre tallhedar med tunt fältskikt. Bara påträffad i äldre skog med naturskogskaraktär eller skogar som plock- eller dimensionsavverkats. Bedöms ha svårt att återetableras efter kalavverkning och slutavverkning, markberedning och gödsling bör ej förekomma på kända lokaler (SLU Artdatabanken, 2024).</w:t>
       </w:r>
     </w:p>
     <w:p>
@@ -406,7 +406,7 @@
     <w:r>
       <w:tab/>
       <w:tab/>
-      <w:t>2026-06-20</w:t>
+      <w:t>2026-06-21</w:t>
       <w:br/>
       <w:br/>
     </w:r>

--- a/tillsyn/A 7495-2026 tillsynsbegäran.docx
+++ b/tillsyn/A 7495-2026 tillsynsbegäran.docx
@@ -406,7 +406,7 @@
     <w:r>
       <w:tab/>
       <w:tab/>
-      <w:t>2026-06-21</w:t>
+      <w:t>2026-06-22</w:t>
       <w:br/>
       <w:br/>
     </w:r>

--- a/tillsyn/A 7495-2026 tillsynsbegäran.docx
+++ b/tillsyn/A 7495-2026 tillsynsbegäran.docx
@@ -406,7 +406,7 @@
     <w:r>
       <w:tab/>
       <w:tab/>
-      <w:t>2026-06-22</w:t>
+      <w:t>2026-06-23</w:t>
       <w:br/>
       <w:br/>
     </w:r>

--- a/tillsyn/A 7495-2026 tillsynsbegäran.docx
+++ b/tillsyn/A 7495-2026 tillsynsbegäran.docx
@@ -406,7 +406,7 @@
     <w:r>
       <w:tab/>
       <w:tab/>
-      <w:t>2026-06-23</w:t>
+      <w:t>2026-06-24</w:t>
       <w:br/>
       <w:br/>
     </w:r>

--- a/tillsyn/A 7495-2026 tillsynsbegäran.docx
+++ b/tillsyn/A 7495-2026 tillsynsbegäran.docx
@@ -406,7 +406,7 @@
     <w:r>
       <w:tab/>
       <w:tab/>
-      <w:t>2026-06-24</w:t>
+      <w:t>2026-06-25</w:t>
       <w:br/>
       <w:br/>
     </w:r>

--- a/tillsyn/A 7495-2026 tillsynsbegäran.docx
+++ b/tillsyn/A 7495-2026 tillsynsbegäran.docx
@@ -406,7 +406,7 @@
     <w:r>
       <w:tab/>
       <w:tab/>
-      <w:t>2026-06-25</w:t>
+      <w:t>2026-06-26</w:t>
       <w:br/>
       <w:br/>
     </w:r>

--- a/tillsyn/A 7495-2026 tillsynsbegäran.docx
+++ b/tillsyn/A 7495-2026 tillsynsbegäran.docx
@@ -406,7 +406,7 @@
     <w:r>
       <w:tab/>
       <w:tab/>
-      <w:t>2026-06-26</w:t>
+      <w:t>2026-06-27</w:t>
       <w:br/>
       <w:br/>
     </w:r>

--- a/tillsyn/A 7495-2026 tillsynsbegäran.docx
+++ b/tillsyn/A 7495-2026 tillsynsbegäran.docx
@@ -406,7 +406,7 @@
     <w:r>
       <w:tab/>
       <w:tab/>
-      <w:t>2026-06-27</w:t>
+      <w:t>2026-06-28</w:t>
       <w:br/>
       <w:br/>
     </w:r>

--- a/tillsyn/A 7495-2026 tillsynsbegäran.docx
+++ b/tillsyn/A 7495-2026 tillsynsbegäran.docx
@@ -406,7 +406,7 @@
     <w:r>
       <w:tab/>
       <w:tab/>
-      <w:t>2026-06-28</w:t>
+      <w:t>2026-06-29</w:t>
       <w:br/>
       <w:br/>
     </w:r>
